--- a/DM2026-Lab1-Master-Questions.docx
+++ b/DM2026-Lab1-Master-Questions.docx
@@ -1,6 +1,6 @@
 
 <file path=word/document.xml><?xml version="1.0" encoding="utf-8"?>
-<w:document xmlns:wpc="http://schemas.microsoft.com/office/word/2010/wordprocessingCanvas" xmlns:cx="http://schemas.microsoft.com/office/drawing/2014/chartex" xmlns:cx1="http://schemas.microsoft.com/office/drawing/2015/9/8/chartex" xmlns:cx2="http://schemas.microsoft.com/office/drawing/2015/10/21/chartex" xmlns:cx3="http://schemas.microsoft.com/office/drawing/2016/5/9/chartex" xmlns:cx4="http://schemas.microsoft.com/office/drawing/2016/5/10/chartex" xmlns:cx5="http://schemas.microsoft.com/office/drawing/2016/5/11/chartex" xmlns:cx6="http://schemas.microsoft.com/office/drawing/2016/5/12/chartex" xmlns:cx7="http://schemas.microsoft.com/office/drawing/2016/5/13/chartex" xmlns:cx8="http://schemas.microsoft.com/office/drawing/2016/5/14/chartex" xmlns:mc="http://schemas.openxmlformats.org/markup-compatibility/2006" xmlns:aink="http://schemas.microsoft.com/office/drawing/2016/ink" xmlns:am3d="http://schemas.microsoft.com/office/drawing/2017/model3d" xmlns:o="urn:schemas-microsoft-com:office:office" xmlns:oel="http://schemas.microsoft.com/office/2019/extlst" xmlns:r="http://schemas.openxmlformats.org/officeDocument/2006/relationships" xmlns:m="http://schemas.openxmlformats.org/officeDocument/2006/math" xmlns:v="urn:schemas-microsoft-com:vml" xmlns:wp14="http://schemas.microsoft.com/office/word/2010/wordprocessingDrawing" xmlns:wp="http://schemas.openxmlformats.org/drawingml/2006/wordprocessingDrawing" xmlns:w10="urn:schemas-microsoft-com:office:word" xmlns:w="http://schemas.openxmlformats.org/wordprocessingml/2006/main" xmlns:w14="http://schemas.microsoft.com/office/word/2010/wordml" xmlns:w15="http://schemas.microsoft.com/office/word/2012/wordml" xmlns:w16cex="http://schemas.microsoft.com/office/word/2018/wordml/cex" xmlns:w16cid="http://schemas.microsoft.com/office/word/2016/wordml/cid" xmlns:w16="http://schemas.microsoft.com/office/word/2018/wordml" xmlns:w16du="http://schemas.microsoft.com/office/word/2023/wordml/word16du" xmlns:w16sdtdh="http://schemas.microsoft.com/office/word/2020/wordml/sdtdatahash" xmlns:w16sdtfl="http://schemas.microsoft.com/office/word/2024/wordml/sdtformatlock" xmlns:w16se="http://schemas.microsoft.com/office/word/2015/wordml/symex" xmlns:wpg="http://schemas.microsoft.com/office/word/2010/wordprocessingGroup" xmlns:wpi="http://schemas.microsoft.com/office/word/2010/wordprocessingInk" xmlns:wne="http://schemas.microsoft.com/office/word/2006/wordml" xmlns:wps="http://schemas.microsoft.com/office/word/2010/wordprocessingShape" mc:Ignorable="w14 w15 w16se w16cid w16 w16cex w16sdtdh w16sdtfl w16du wp14">
+<w:document xmlns:wpc="http://schemas.microsoft.com/office/word/2010/wordprocessingCanvas" xmlns:cx="http://schemas.microsoft.com/office/drawing/2014/chartex" xmlns:cx1="http://schemas.microsoft.com/office/drawing/2015/9/8/chartex" xmlns:cx2="http://schemas.microsoft.com/office/drawing/2015/10/21/chartex" xmlns:cx3="http://schemas.microsoft.com/office/drawing/2016/5/9/chartex" xmlns:cx4="http://schemas.microsoft.com/office/drawing/2016/5/10/chartex" xmlns:cx5="http://schemas.microsoft.com/office/drawing/2016/5/11/chartex" xmlns:cx6="http://schemas.microsoft.com/office/drawing/2016/5/12/chartex" xmlns:cx7="http://schemas.microsoft.com/office/drawing/2016/5/13/chartex" xmlns:cx8="http://schemas.microsoft.com/office/drawing/2016/5/14/chartex" xmlns:mc="http://schemas.openxmlformats.org/markup-compatibility/2006" xmlns:m="http://schemas.openxmlformats.org/officeDocument/2006/math" xmlns:aink="http://schemas.microsoft.com/office/drawing/2016/ink" xmlns:am3d="http://schemas.microsoft.com/office/drawing/2017/model3d" xmlns:oel="http://schemas.microsoft.com/office/2019/extlst" xmlns:r="http://schemas.openxmlformats.org/officeDocument/2006/relationships" xmlns:wp14="http://schemas.microsoft.com/office/word/2010/wordprocessingDrawing" xmlns:wp="http://schemas.openxmlformats.org/drawingml/2006/wordprocessingDrawing" xmlns:wpg="http://schemas.microsoft.com/office/word/2010/wordprocessingGroup" xmlns:wpi="http://schemas.microsoft.com/office/word/2010/wordprocessingInk" xmlns:wps="http://schemas.microsoft.com/office/word/2010/wordprocessingShape" xmlns:o="urn:schemas-microsoft-com:office:office" xmlns:v="urn:schemas-microsoft-com:vml" xmlns:w10="urn:schemas-microsoft-com:office:word" xmlns:w="http://schemas.openxmlformats.org/wordprocessingml/2006/main" xmlns:w14="http://schemas.microsoft.com/office/word/2010/wordml" xmlns:w15="http://schemas.microsoft.com/office/word/2012/wordml" xmlns:w16cex="http://schemas.microsoft.com/office/word/2018/wordml/cex" xmlns:w16cid="http://schemas.microsoft.com/office/word/2016/wordml/cid" xmlns:w16="http://schemas.microsoft.com/office/word/2018/wordml" xmlns:w16sdtdh="http://schemas.microsoft.com/office/word/2020/wordml/sdtdatahash" xmlns:w16sdtfl="http://schemas.microsoft.com/office/word/2024/wordml/sdtformatlock" xmlns:w16se="http://schemas.microsoft.com/office/word/2015/wordml/symex" xmlns:w16du="http://schemas.microsoft.com/office/word/2023/wordml/word16du" xmlns:wne="http://schemas.microsoft.com/office/word/2006/wordml" mc:Ignorable="w14 w15 w16se w16cid w16 w16cex w16sdtdh w16sdtfl w16du wp14">
   <w:body>
     <w:p>
       <w:pPr>
@@ -96,9 +96,10 @@
       <w:r>
         <w:rPr>
           <w:rFonts w:ascii="Century Schoolbook" w:hAnsi="Century Schoolbook"/>
-        </w:rPr>
-        <w:pict w14:anchorId="12157EBA">
-          <v:rect id="_x0000_i1025" style="width:0;height:1.5pt" o:hralign="center" o:hrstd="t" o:hr="t" fillcolor="#a0a0a0" stroked="f"/>
+          <w:noProof/>
+        </w:rPr>
+        <w:pict w14:anchorId="637DCB2C">
+          <v:rect id="_x0000_i1037" alt="" style="width:435.25pt;height:.05pt;mso-width-percent:0;mso-height-percent:0;mso-width-percent:0;mso-height-percent:0" o:hrpct="930" o:hralign="center" o:hrstd="t" o:hr="t" fillcolor="#a0a0a0" stroked="f"/>
         </w:pict>
       </w:r>
     </w:p>
@@ -195,6 +196,14 @@
         </w:rPr>
         <w:t>English Name:</w:t>
       </w:r>
+      <w:r>
+        <w:rPr>
+          <w:rFonts w:ascii="Century Schoolbook" w:hAnsi="Century Schoolbook"/>
+          <w:b/>
+          <w:bCs/>
+        </w:rPr>
+        <w:t xml:space="preserve">  Bryan, Lai</w:t>
+      </w:r>
     </w:p>
     <w:p>
       <w:pPr>
@@ -215,6 +224,22 @@
         </w:rPr>
         <w:t>Chinese Name:</w:t>
       </w:r>
+      <w:r>
+        <w:rPr>
+          <w:rFonts w:ascii="Century Schoolbook" w:hAnsi="Century Schoolbook"/>
+          <w:b/>
+          <w:bCs/>
+        </w:rPr>
+        <w:t xml:space="preserve"> </w:t>
+      </w:r>
+      <w:r>
+        <w:rPr>
+          <w:rFonts w:ascii="Century Schoolbook" w:hAnsi="Century Schoolbook" w:hint="eastAsia"/>
+          <w:b/>
+          <w:bCs/>
+        </w:rPr>
+        <w:t>賴秉暉</w:t>
+      </w:r>
     </w:p>
     <w:p>
       <w:pPr>
@@ -235,6 +260,14 @@
         </w:rPr>
         <w:t>Email:</w:t>
       </w:r>
+      <w:r>
+        <w:rPr>
+          <w:rFonts w:ascii="Century Schoolbook" w:hAnsi="Century Schoolbook"/>
+          <w:b/>
+          <w:bCs/>
+        </w:rPr>
+        <w:t xml:space="preserve"> bryan10755165@gmail.com</w:t>
+      </w:r>
     </w:p>
     <w:p>
       <w:pPr>
@@ -255,6 +288,14 @@
         </w:rPr>
         <w:t>Student ID:</w:t>
       </w:r>
+      <w:r>
+        <w:rPr>
+          <w:rFonts w:ascii="Century Schoolbook" w:hAnsi="Century Schoolbook"/>
+          <w:b/>
+          <w:bCs/>
+        </w:rPr>
+        <w:t xml:space="preserve"> 113352006</w:t>
+      </w:r>
     </w:p>
     <w:p>
       <w:pPr>
@@ -275,20 +316,29 @@
         </w:rPr>
         <w:t>University:</w:t>
       </w:r>
-    </w:p>
-    <w:p>
-      <w:pPr>
-        <w:jc w:val="both"/>
-        <w:rPr>
-          <w:rFonts w:ascii="Century Schoolbook" w:hAnsi="Century Schoolbook"/>
-        </w:rPr>
-      </w:pPr>
-      <w:r>
-        <w:rPr>
-          <w:rFonts w:ascii="Century Schoolbook" w:hAnsi="Century Schoolbook"/>
-        </w:rPr>
-        <w:pict w14:anchorId="5DAB6F00">
-          <v:rect id="_x0000_i1026" style="width:0;height:1.5pt" o:hralign="center" o:hrstd="t" o:hr="t" fillcolor="#a0a0a0" stroked="f"/>
+      <w:r>
+        <w:rPr>
+          <w:rFonts w:ascii="Century Schoolbook" w:hAnsi="Century Schoolbook"/>
+          <w:b/>
+          <w:bCs/>
+        </w:rPr>
+        <w:t xml:space="preserve"> National Chi-Nan University </w:t>
+      </w:r>
+    </w:p>
+    <w:p>
+      <w:pPr>
+        <w:jc w:val="both"/>
+        <w:rPr>
+          <w:rFonts w:ascii="Century Schoolbook" w:hAnsi="Century Schoolbook"/>
+        </w:rPr>
+      </w:pPr>
+      <w:r>
+        <w:rPr>
+          <w:rFonts w:ascii="Century Schoolbook" w:hAnsi="Century Schoolbook"/>
+          <w:noProof/>
+        </w:rPr>
+        <w:pict w14:anchorId="65EEC848">
+          <v:rect id="_x0000_i1036" alt="" style="width:435.25pt;height:.05pt;mso-width-percent:0;mso-height-percent:0;mso-width-percent:0;mso-height-percent:0" o:hrpct="930" o:hralign="center" o:hrstd="t" o:hr="t" fillcolor="#a0a0a0" stroked="f"/>
         </w:pict>
       </w:r>
     </w:p>
@@ -449,35 +499,7 @@
         <w:rPr>
           <w:rFonts w:ascii="Century Schoolbook" w:hAnsi="Century Schoolbook"/>
         </w:rPr>
-        <w:t xml:space="preserve">Read the task; change parameters when asked (e.g. </w:t>
-      </w:r>
-      <w:proofErr w:type="spellStart"/>
-      <w:r>
-        <w:rPr>
-          <w:rFonts w:ascii="Century Schoolbook" w:hAnsi="Century Schoolbook"/>
-        </w:rPr>
-        <w:t>stop_words</w:t>
-      </w:r>
-      <w:proofErr w:type="spellEnd"/>
-      <w:r>
-        <w:rPr>
-          <w:rFonts w:ascii="Century Schoolbook" w:hAnsi="Century Schoolbook"/>
-        </w:rPr>
-        <w:t xml:space="preserve">, thresholds, k, </w:t>
-      </w:r>
-      <w:proofErr w:type="spellStart"/>
-      <w:r>
-        <w:rPr>
-          <w:rFonts w:ascii="Century Schoolbook" w:hAnsi="Century Schoolbook"/>
-        </w:rPr>
-        <w:t>minSup</w:t>
-      </w:r>
-      <w:proofErr w:type="spellEnd"/>
-      <w:r>
-        <w:rPr>
-          <w:rFonts w:ascii="Century Schoolbook" w:hAnsi="Century Schoolbook"/>
-        </w:rPr>
-        <w:t>).</w:t>
+        <w:t>Read the task; change parameters when asked (e.g. stop_words, thresholds, k, minSup).</w:t>
       </w:r>
     </w:p>
     <w:p>
@@ -1087,21 +1109,7 @@
         <w:rPr>
           <w:rFonts w:ascii="Century Schoolbook" w:hAnsi="Century Schoolbook"/>
         </w:rPr>
-        <w:t xml:space="preserve"> or leave it blank only if you truly did not use AI for that question. References are still encouraged if you </w:t>
-      </w:r>
-      <w:proofErr w:type="gramStart"/>
-      <w:r>
-        <w:rPr>
-          <w:rFonts w:ascii="Century Schoolbook" w:hAnsi="Century Schoolbook"/>
-        </w:rPr>
-        <w:t>looked</w:t>
-      </w:r>
-      <w:proofErr w:type="gramEnd"/>
-      <w:r>
-        <w:rPr>
-          <w:rFonts w:ascii="Century Schoolbook" w:hAnsi="Century Schoolbook"/>
-        </w:rPr>
-        <w:t xml:space="preserve"> anything up.</w:t>
+        <w:t xml:space="preserve"> or leave it blank only if you truly did not use AI for that question. References are still encouraged if you looked anything up.</w:t>
       </w:r>
     </w:p>
     <w:p>
@@ -1292,10 +1300,11 @@
       <w:r>
         <w:rPr>
           <w:rFonts w:ascii="Century Schoolbook" w:hAnsi="Century Schoolbook"/>
+          <w:noProof/>
         </w:rPr>
         <w:lastRenderedPageBreak/>
-        <w:pict w14:anchorId="14CE2D24">
-          <v:rect id="_x0000_i1027" style="width:0;height:1.5pt" o:hralign="center" o:hrstd="t" o:hr="t" fillcolor="#a0a0a0" stroked="f"/>
+        <w:pict w14:anchorId="3BCD0624">
+          <v:rect id="_x0000_i1035" alt="" style="width:435.25pt;height:.05pt;mso-width-percent:0;mso-height-percent:0;mso-width-percent:0;mso-height-percent:0" o:hrpct="930" o:hralign="center" o:hrstd="t" o:hr="t" fillcolor="#a0a0a0" stroked="f"/>
         </w:pict>
       </w:r>
     </w:p>
@@ -1380,21 +1389,7 @@
         <w:rPr>
           <w:rFonts w:ascii="Century Schoolbook" w:hAnsi="Century Schoolbook"/>
         </w:rPr>
-        <w:t xml:space="preserve"> Filter the </w:t>
-      </w:r>
-      <w:proofErr w:type="spellStart"/>
-      <w:r>
-        <w:rPr>
-          <w:rFonts w:ascii="Century Schoolbook" w:hAnsi="Century Schoolbook"/>
-        </w:rPr>
-        <w:t>dataframe</w:t>
-      </w:r>
-      <w:proofErr w:type="spellEnd"/>
-      <w:r>
-        <w:rPr>
-          <w:rFonts w:ascii="Century Schoolbook" w:hAnsi="Century Schoolbook"/>
-        </w:rPr>
-        <w:t xml:space="preserve"> </w:t>
+        <w:t xml:space="preserve"> Filter the dataframe </w:t>
       </w:r>
       <w:r>
         <w:rPr>
@@ -1410,7 +1405,6 @@
         </w:rPr>
         <w:t xml:space="preserve"> for the category </w:t>
       </w:r>
-      <w:proofErr w:type="spellStart"/>
       <w:r>
         <w:rPr>
           <w:rFonts w:ascii="Century Schoolbook" w:hAnsi="Century Schoolbook"/>
@@ -1419,7 +1413,6 @@
         </w:rPr>
         <w:t>sci.med</w:t>
       </w:r>
-      <w:proofErr w:type="spellEnd"/>
       <w:r>
         <w:rPr>
           <w:rFonts w:ascii="Century Schoolbook" w:hAnsi="Century Schoolbook"/>
@@ -1502,6 +1495,134 @@
         </w:rPr>
         <w:t>Answer:</w:t>
       </w:r>
+      <w:r>
+        <w:rPr>
+          <w:rFonts w:ascii="Century Schoolbook" w:hAnsi="Century Schoolbook"/>
+          <w:b/>
+          <w:bCs/>
+        </w:rPr>
+        <w:t xml:space="preserve"> (1) 594 documents, (2) </w:t>
+      </w:r>
+      <w:r>
+        <w:rPr>
+          <w:rFonts w:ascii="Century Schoolbook" w:hAnsi="Century Schoolbook"/>
+          <w:b/>
+          <w:bCs/>
+        </w:rPr>
+        <w:t>First, w</w:t>
+      </w:r>
+      <w:r>
+        <w:rPr>
+          <w:rFonts w:ascii="Century Schoolbook" w:hAnsi="Century Schoolbook"/>
+          <w:b/>
+          <w:bCs/>
+        </w:rPr>
+        <w:t xml:space="preserve">hen data is </w:t>
+      </w:r>
+      <w:r>
+        <w:rPr>
+          <w:rFonts w:ascii="Century Schoolbook" w:hAnsi="Century Schoolbook"/>
+          <w:b/>
+          <w:bCs/>
+        </w:rPr>
+        <w:t>mixed</w:t>
+      </w:r>
+      <w:r>
+        <w:rPr>
+          <w:rFonts w:ascii="Century Schoolbook" w:hAnsi="Century Schoolbook"/>
+          <w:b/>
+          <w:bCs/>
+        </w:rPr>
+        <w:t>, the pattern specific to a category will be "diluted" by the data of other categories.</w:t>
+      </w:r>
+      <w:r>
+        <w:rPr>
+          <w:rFonts w:ascii="Century Schoolbook" w:hAnsi="Century Schoolbook"/>
+          <w:b/>
+          <w:bCs/>
+        </w:rPr>
+        <w:t xml:space="preserve"> In addition,</w:t>
+      </w:r>
+      <w:r>
+        <w:rPr>
+          <w:rFonts w:ascii="Century Schoolbook" w:hAnsi="Century Schoolbook"/>
+          <w:b/>
+          <w:bCs/>
+        </w:rPr>
+        <w:t xml:space="preserve"> false associations </w:t>
+      </w:r>
+      <w:r>
+        <w:rPr>
+          <w:rFonts w:ascii="Century Schoolbook" w:hAnsi="Century Schoolbook"/>
+          <w:b/>
+          <w:bCs/>
+        </w:rPr>
+        <w:t xml:space="preserve">may </w:t>
+      </w:r>
+      <w:r>
+        <w:rPr>
+          <w:rFonts w:ascii="Century Schoolbook" w:hAnsi="Century Schoolbook"/>
+          <w:b/>
+          <w:bCs/>
+        </w:rPr>
+        <w:t>cause</w:t>
+      </w:r>
+      <w:r>
+        <w:rPr>
+          <w:rFonts w:ascii="Century Schoolbook" w:hAnsi="Century Schoolbook"/>
+          <w:b/>
+          <w:bCs/>
+        </w:rPr>
+        <w:t>d</w:t>
+      </w:r>
+      <w:r>
+        <w:rPr>
+          <w:rFonts w:ascii="Century Schoolbook" w:hAnsi="Century Schoolbook"/>
+          <w:b/>
+          <w:bCs/>
+        </w:rPr>
+        <w:t xml:space="preserve"> by maternal heterogeneity</w:t>
+      </w:r>
+      <w:r>
+        <w:rPr>
+          <w:rFonts w:ascii="Century Schoolbook" w:hAnsi="Century Schoolbook"/>
+          <w:b/>
+          <w:bCs/>
+        </w:rPr>
+        <w:t>. Finally, if we isolating specific categories, t</w:t>
+      </w:r>
+      <w:r>
+        <w:rPr>
+          <w:rFonts w:ascii="Century Schoolbook" w:hAnsi="Century Schoolbook"/>
+          <w:b/>
+          <w:bCs/>
+        </w:rPr>
+        <w:t>he results are</w:t>
+      </w:r>
+      <w:r>
+        <w:rPr>
+          <w:rFonts w:ascii="Century Schoolbook" w:hAnsi="Century Schoolbook"/>
+          <w:b/>
+          <w:bCs/>
+        </w:rPr>
+        <w:t xml:space="preserve"> more</w:t>
+      </w:r>
+      <w:r>
+        <w:rPr>
+          <w:rFonts w:ascii="Century Schoolbook" w:hAnsi="Century Schoolbook"/>
+          <w:b/>
+          <w:bCs/>
+        </w:rPr>
+        <w:t xml:space="preserve"> understandable and actionable</w:t>
+      </w:r>
+      <w:r>
+        <w:rPr>
+          <w:rFonts w:ascii="Century Schoolbook" w:hAnsi="Century Schoolbook"/>
+          <w:b/>
+          <w:bCs/>
+        </w:rPr>
+        <w:t>.</w:t>
+      </w:r>
     </w:p>
     <w:p>
       <w:pPr>
@@ -1522,6 +1643,269 @@
         <w:rPr>
           <w:rFonts w:ascii="Century Schoolbook" w:hAnsi="Century Schoolbook"/>
         </w:rPr>
+        <w:t xml:space="preserve"> Yes  </w:t>
+      </w:r>
+    </w:p>
+    <w:p>
+      <w:pPr>
+        <w:jc w:val="both"/>
+        <w:rPr>
+          <w:rFonts w:ascii="Century Schoolbook" w:hAnsi="Century Schoolbook"/>
+        </w:rPr>
+      </w:pPr>
+      <w:r>
+        <w:rPr>
+          <w:rFonts w:ascii="Century Schoolbook" w:hAnsi="Century Schoolbook"/>
+          <w:b/>
+          <w:bCs/>
+        </w:rPr>
+        <w:t>If yes, how:</w:t>
+      </w:r>
+      <w:r>
+        <w:rPr>
+          <w:rFonts w:ascii="Century Schoolbook" w:hAnsi="Century Schoolbook"/>
+        </w:rPr>
+        <w:t xml:space="preserve"> </w:t>
+      </w:r>
+      <w:r>
+        <w:rPr>
+          <w:rFonts w:ascii="Century Schoolbook" w:hAnsi="Century Schoolbook"/>
+        </w:rPr>
+        <w:t xml:space="preserve"> Translate the answer of question 2 from Chinese Traditional to English. </w:t>
+      </w:r>
+    </w:p>
+    <w:p>
+      <w:pPr>
+        <w:jc w:val="both"/>
+        <w:rPr>
+          <w:rFonts w:ascii="Century Schoolbook" w:hAnsi="Century Schoolbook"/>
+        </w:rPr>
+      </w:pPr>
+      <w:r>
+        <w:rPr>
+          <w:rFonts w:ascii="Century Schoolbook" w:hAnsi="Century Schoolbook"/>
+          <w:b/>
+          <w:bCs/>
+        </w:rPr>
+        <w:t>External references (links):</w:t>
+      </w:r>
+      <w:r>
+        <w:rPr>
+          <w:rFonts w:ascii="Century Schoolbook" w:hAnsi="Century Schoolbook"/>
+        </w:rPr>
+        <w:t xml:space="preserve"> </w:t>
+      </w:r>
+    </w:p>
+    <w:p>
+      <w:pPr>
+        <w:jc w:val="both"/>
+        <w:rPr>
+          <w:rFonts w:ascii="Century Schoolbook" w:hAnsi="Century Schoolbook"/>
+        </w:rPr>
+      </w:pPr>
+      <w:r>
+        <w:rPr>
+          <w:rFonts w:ascii="Century Schoolbook" w:hAnsi="Century Schoolbook"/>
+          <w:noProof/>
+        </w:rPr>
+        <w:pict w14:anchorId="3B97F46C">
+          <v:rect id="_x0000_i1034" alt="" style="width:435.25pt;height:.05pt;mso-width-percent:0;mso-height-percent:0;mso-width-percent:0;mso-height-percent:0" o:hrpct="930" o:hralign="center" o:hrstd="t" o:hr="t" fillcolor="#a0a0a0" stroked="f"/>
+        </w:pict>
+      </w:r>
+    </w:p>
+    <w:p>
+      <w:pPr>
+        <w:jc w:val="both"/>
+        <w:rPr>
+          <w:rFonts w:ascii="Century Schoolbook" w:hAnsi="Century Schoolbook"/>
+          <w:b/>
+          <w:bCs/>
+        </w:rPr>
+      </w:pPr>
+      <w:r>
+        <w:rPr>
+          <w:rFonts w:ascii="Century Schoolbook" w:hAnsi="Century Schoolbook"/>
+          <w:b/>
+          <w:bCs/>
+        </w:rPr>
+        <w:t>Question 2: Handling Missing Data</w:t>
+      </w:r>
+    </w:p>
+    <w:p>
+      <w:pPr>
+        <w:jc w:val="both"/>
+        <w:rPr>
+          <w:rFonts w:ascii="Century Schoolbook" w:hAnsi="Century Schoolbook"/>
+        </w:rPr>
+      </w:pPr>
+      <w:r>
+        <w:rPr>
+          <w:rFonts w:ascii="Century Schoolbook" w:hAnsi="Century Schoolbook"/>
+          <w:b/>
+          <w:bCs/>
+        </w:rPr>
+        <w:t>Notebook:</w:t>
+      </w:r>
+      <w:r>
+        <w:rPr>
+          <w:rFonts w:ascii="Century Schoolbook" w:hAnsi="Century Schoolbook"/>
+        </w:rPr>
+        <w:t xml:space="preserve"> Section 4.1 — Question 2 (take home) (after the </w:t>
+      </w:r>
+      <w:r>
+        <w:rPr>
+          <w:rFonts w:ascii="Century Schoolbook" w:hAnsi="Century Schoolbook"/>
+          <w:b/>
+          <w:bCs/>
+        </w:rPr>
+        <w:t>dropna()</w:t>
+      </w:r>
+      <w:r>
+        <w:rPr>
+          <w:rFonts w:ascii="Century Schoolbook" w:hAnsi="Century Schoolbook"/>
+        </w:rPr>
+        <w:t xml:space="preserve"> demonstration)</w:t>
+      </w:r>
+    </w:p>
+    <w:p>
+      <w:pPr>
+        <w:jc w:val="both"/>
+        <w:rPr>
+          <w:rFonts w:ascii="Century Schoolbook" w:hAnsi="Century Schoolbook"/>
+        </w:rPr>
+      </w:pPr>
+      <w:r>
+        <w:rPr>
+          <w:rFonts w:ascii="Century Schoolbook" w:hAnsi="Century Schoolbook"/>
+          <w:b/>
+          <w:bCs/>
+        </w:rPr>
+        <w:t>Task:</w:t>
+      </w:r>
+      <w:r>
+        <w:rPr>
+          <w:rFonts w:ascii="Century Schoolbook" w:hAnsi="Century Schoolbook"/>
+        </w:rPr>
+        <w:t xml:space="preserve"> </w:t>
+      </w:r>
+      <w:r>
+        <w:rPr>
+          <w:rFonts w:ascii="Century Schoolbook" w:hAnsi="Century Schoolbook"/>
+        </w:rPr>
+        <w:t xml:space="preserve">In Section 4.1, a dummy record with a missing value is injected and then removed using the </w:t>
+      </w:r>
+      <w:r>
+        <w:rPr>
+          <w:rFonts w:ascii="Century Schoolbook" w:hAnsi="Century Schoolbook"/>
+          <w:b/>
+          <w:bCs/>
+        </w:rPr>
+        <w:t>dropna()</w:t>
+      </w:r>
+      <w:r>
+        <w:rPr>
+          <w:rFonts w:ascii="Century Schoolbook" w:hAnsi="Century Schoolbook"/>
+        </w:rPr>
+        <w:t xml:space="preserve"> function.</w:t>
+      </w:r>
+    </w:p>
+    <w:p>
+      <w:pPr>
+        <w:jc w:val="both"/>
+        <w:rPr>
+          <w:rFonts w:ascii="Century Schoolbook" w:hAnsi="Century Schoolbook"/>
+        </w:rPr>
+      </w:pPr>
+      <w:r>
+        <w:rPr>
+          <w:rFonts w:ascii="Century Schoolbook" w:hAnsi="Century Schoolbook"/>
+          <w:b/>
+          <w:bCs/>
+        </w:rPr>
+        <w:t>Question:</w:t>
+      </w:r>
+      <w:r>
+        <w:rPr>
+          <w:rFonts w:ascii="Century Schoolbook" w:hAnsi="Century Schoolbook"/>
+        </w:rPr>
+        <w:t xml:space="preserve"> If 40% of documents were missing the </w:t>
+      </w:r>
+      <w:r>
+        <w:rPr>
+          <w:rFonts w:ascii="Century Schoolbook" w:hAnsi="Century Schoolbook"/>
+          <w:b/>
+          <w:bCs/>
+        </w:rPr>
+        <w:t>category_name</w:t>
+      </w:r>
+      <w:r>
+        <w:rPr>
+          <w:rFonts w:ascii="Century Schoolbook" w:hAnsi="Century Schoolbook"/>
+        </w:rPr>
+        <w:t xml:space="preserve"> label, why would simply dropping these rows (</w:t>
+      </w:r>
+      <w:r>
+        <w:rPr>
+          <w:rFonts w:ascii="Century Schoolbook" w:hAnsi="Century Schoolbook"/>
+        </w:rPr>
+        <w:t xml:space="preserve">with </w:t>
+      </w:r>
+      <w:r>
+        <w:rPr>
+          <w:rFonts w:ascii="Century Schoolbook" w:hAnsi="Century Schoolbook"/>
+          <w:b/>
+          <w:bCs/>
+        </w:rPr>
+        <w:t>dropna()</w:t>
+      </w:r>
+      <w:r>
+        <w:rPr>
+          <w:rFonts w:ascii="Century Schoolbook" w:hAnsi="Century Schoolbook"/>
+        </w:rPr>
+        <w:t>)</w:t>
+      </w:r>
+      <w:r>
+        <w:rPr>
+          <w:rFonts w:ascii="Century Schoolbook" w:hAnsi="Century Schoolbook"/>
+        </w:rPr>
+        <w:t xml:space="preserve"> be a flawed data mining strategy? Name one objective alternative so the text data can still be utilized.</w:t>
+      </w:r>
+    </w:p>
+    <w:p>
+      <w:pPr>
+        <w:jc w:val="both"/>
+        <w:rPr>
+          <w:rFonts w:ascii="Century Schoolbook" w:hAnsi="Century Schoolbook"/>
+        </w:rPr>
+      </w:pPr>
+      <w:r>
+        <w:rPr>
+          <w:rFonts w:ascii="Century Schoolbook" w:hAnsi="Century Schoolbook"/>
+          <w:b/>
+          <w:bCs/>
+        </w:rPr>
+        <w:t>Answer:</w:t>
+      </w:r>
+    </w:p>
+    <w:p>
+      <w:pPr>
+        <w:jc w:val="both"/>
+        <w:rPr>
+          <w:rFonts w:ascii="Century Schoolbook" w:hAnsi="Century Schoolbook"/>
+        </w:rPr>
+      </w:pPr>
+      <w:r>
+        <w:rPr>
+          <w:rFonts w:ascii="Century Schoolbook" w:hAnsi="Century Schoolbook"/>
+          <w:b/>
+          <w:bCs/>
+        </w:rPr>
+        <w:t>AI used for this answer:</w:t>
+      </w:r>
+      <w:r>
+        <w:rPr>
+          <w:rFonts w:ascii="Century Schoolbook" w:hAnsi="Century Schoolbook"/>
+        </w:rPr>
         <w:t xml:space="preserve"> Yes / No </w:t>
       </w:r>
     </w:p>
@@ -1576,12 +1960,77 @@
           <w:rFonts w:ascii="Century Schoolbook" w:hAnsi="Century Schoolbook"/>
         </w:rPr>
       </w:pPr>
-      <w:r>
-        <w:rPr>
-          <w:rFonts w:ascii="Century Schoolbook" w:hAnsi="Century Schoolbook"/>
-        </w:rPr>
-        <w:pict w14:anchorId="44A68543">
-          <v:rect id="_x0000_i1028" style="width:0;height:1.5pt" o:hralign="center" o:hrstd="t" o:hr="t" fillcolor="#a0a0a0" stroked="f"/>
+    </w:p>
+    <w:p>
+      <w:pPr>
+        <w:jc w:val="both"/>
+        <w:rPr>
+          <w:rFonts w:ascii="Century Schoolbook" w:hAnsi="Century Schoolbook"/>
+        </w:rPr>
+      </w:pPr>
+    </w:p>
+    <w:p>
+      <w:pPr>
+        <w:jc w:val="both"/>
+        <w:rPr>
+          <w:rFonts w:ascii="Century Schoolbook" w:hAnsi="Century Schoolbook"/>
+        </w:rPr>
+      </w:pPr>
+    </w:p>
+    <w:p>
+      <w:pPr>
+        <w:jc w:val="both"/>
+        <w:rPr>
+          <w:rFonts w:ascii="Century Schoolbook" w:hAnsi="Century Schoolbook"/>
+        </w:rPr>
+      </w:pPr>
+    </w:p>
+    <w:p>
+      <w:pPr>
+        <w:jc w:val="both"/>
+        <w:rPr>
+          <w:rFonts w:ascii="Century Schoolbook" w:hAnsi="Century Schoolbook"/>
+        </w:rPr>
+      </w:pPr>
+    </w:p>
+    <w:p>
+      <w:pPr>
+        <w:jc w:val="both"/>
+        <w:rPr>
+          <w:rFonts w:ascii="Century Schoolbook" w:hAnsi="Century Schoolbook"/>
+        </w:rPr>
+      </w:pPr>
+    </w:p>
+    <w:p>
+      <w:pPr>
+        <w:jc w:val="both"/>
+        <w:rPr>
+          <w:rFonts w:ascii="Century Schoolbook" w:hAnsi="Century Schoolbook"/>
+        </w:rPr>
+      </w:pPr>
+    </w:p>
+    <w:p>
+      <w:pPr>
+        <w:jc w:val="both"/>
+        <w:rPr>
+          <w:rFonts w:ascii="Century Schoolbook" w:hAnsi="Century Schoolbook"/>
+        </w:rPr>
+      </w:pPr>
+    </w:p>
+    <w:p>
+      <w:pPr>
+        <w:jc w:val="both"/>
+        <w:rPr>
+          <w:rFonts w:ascii="Century Schoolbook" w:hAnsi="Century Schoolbook"/>
+        </w:rPr>
+      </w:pPr>
+      <w:r>
+        <w:rPr>
+          <w:rFonts w:ascii="Century Schoolbook" w:hAnsi="Century Schoolbook"/>
+          <w:noProof/>
+        </w:rPr>
+        <w:pict w14:anchorId="1F0FD0BF">
+          <v:rect id="_x0000_i1033" alt="" style="width:435.25pt;height:.05pt;mso-width-percent:0;mso-height-percent:0;mso-width-percent:0;mso-height-percent:0" o:hrpct="930" o:hralign="center" o:hrstd="t" o:hr="t" fillcolor="#a0a0a0" stroked="f"/>
         </w:pict>
       </w:r>
     </w:p>
@@ -1600,7 +2049,7 @@
           <w:b/>
           <w:bCs/>
         </w:rPr>
-        <w:t>Question 2: Handling Missing Data</w:t>
+        <w:t>Question 3: Data Sampling Risks</w:t>
       </w:r>
     </w:p>
     <w:p>
@@ -1622,31 +2071,7 @@
         <w:rPr>
           <w:rFonts w:ascii="Century Schoolbook" w:hAnsi="Century Schoolbook"/>
         </w:rPr>
-        <w:t xml:space="preserve"> Section 4.1 — Question 2 (take home) (after the </w:t>
-      </w:r>
-      <w:proofErr w:type="gramStart"/>
-      <w:r>
-        <w:rPr>
-          <w:rFonts w:ascii="Century Schoolbook" w:hAnsi="Century Schoolbook"/>
-          <w:b/>
-          <w:bCs/>
-        </w:rPr>
-        <w:t>dropna(</w:t>
-      </w:r>
-      <w:proofErr w:type="gramEnd"/>
-      <w:r>
-        <w:rPr>
-          <w:rFonts w:ascii="Century Schoolbook" w:hAnsi="Century Schoolbook"/>
-          <w:b/>
-          <w:bCs/>
-        </w:rPr>
-        <w:t>)</w:t>
-      </w:r>
-      <w:r>
-        <w:rPr>
-          <w:rFonts w:ascii="Century Schoolbook" w:hAnsi="Century Schoolbook"/>
-        </w:rPr>
-        <w:t xml:space="preserve"> demonstration)</w:t>
+        <w:t xml:space="preserve"> Section 5.1 — Question 3 (take home)</w:t>
       </w:r>
     </w:p>
     <w:p>
@@ -1674,392 +2099,15 @@
         <w:rPr>
           <w:rFonts w:ascii="Century Schoolbook" w:hAnsi="Century Schoolbook"/>
         </w:rPr>
-        <w:t xml:space="preserve">In Section 4.1, a dummy record with a missing value is injected and then removed using the </w:t>
-      </w:r>
-      <w:proofErr w:type="spellStart"/>
-      <w:proofErr w:type="gramStart"/>
-      <w:r>
-        <w:rPr>
-          <w:rFonts w:ascii="Century Schoolbook" w:hAnsi="Century Schoolbook"/>
-          <w:b/>
-          <w:bCs/>
-        </w:rPr>
-        <w:t>dropna</w:t>
-      </w:r>
-      <w:proofErr w:type="spellEnd"/>
-      <w:r>
-        <w:rPr>
-          <w:rFonts w:ascii="Century Schoolbook" w:hAnsi="Century Schoolbook"/>
-          <w:b/>
-          <w:bCs/>
-        </w:rPr>
-        <w:t>(</w:t>
-      </w:r>
-      <w:proofErr w:type="gramEnd"/>
-      <w:r>
-        <w:rPr>
-          <w:rFonts w:ascii="Century Schoolbook" w:hAnsi="Century Schoolbook"/>
-          <w:b/>
-          <w:bCs/>
-        </w:rPr>
-        <w:t>)</w:t>
-      </w:r>
-      <w:r>
-        <w:rPr>
-          <w:rFonts w:ascii="Century Schoolbook" w:hAnsi="Century Schoolbook"/>
-        </w:rPr>
-        <w:t xml:space="preserve"> function.</w:t>
-      </w:r>
-    </w:p>
-    <w:p>
-      <w:pPr>
-        <w:jc w:val="both"/>
-        <w:rPr>
-          <w:rFonts w:ascii="Century Schoolbook" w:hAnsi="Century Schoolbook"/>
-        </w:rPr>
-      </w:pPr>
-      <w:r>
-        <w:rPr>
-          <w:rFonts w:ascii="Century Schoolbook" w:hAnsi="Century Schoolbook"/>
-          <w:b/>
-          <w:bCs/>
-        </w:rPr>
-        <w:t>Question:</w:t>
-      </w:r>
-      <w:r>
-        <w:rPr>
-          <w:rFonts w:ascii="Century Schoolbook" w:hAnsi="Century Schoolbook"/>
-        </w:rPr>
-        <w:t xml:space="preserve"> If 40% of documents were missing the </w:t>
-      </w:r>
-      <w:proofErr w:type="spellStart"/>
-      <w:r>
-        <w:rPr>
-          <w:rFonts w:ascii="Century Schoolbook" w:hAnsi="Century Schoolbook"/>
-          <w:b/>
-          <w:bCs/>
-        </w:rPr>
-        <w:t>category_name</w:t>
-      </w:r>
-      <w:proofErr w:type="spellEnd"/>
-      <w:r>
-        <w:rPr>
-          <w:rFonts w:ascii="Century Schoolbook" w:hAnsi="Century Schoolbook"/>
-        </w:rPr>
-        <w:t xml:space="preserve"> label, why would simply dropping these rows (</w:t>
-      </w:r>
-      <w:r>
-        <w:rPr>
-          <w:rFonts w:ascii="Century Schoolbook" w:hAnsi="Century Schoolbook"/>
-        </w:rPr>
-        <w:t xml:space="preserve">with </w:t>
-      </w:r>
-      <w:proofErr w:type="spellStart"/>
-      <w:proofErr w:type="gramStart"/>
-      <w:r>
-        <w:rPr>
-          <w:rFonts w:ascii="Century Schoolbook" w:hAnsi="Century Schoolbook"/>
-          <w:b/>
-          <w:bCs/>
-        </w:rPr>
-        <w:t>dropna</w:t>
-      </w:r>
-      <w:proofErr w:type="spellEnd"/>
-      <w:r>
-        <w:rPr>
-          <w:rFonts w:ascii="Century Schoolbook" w:hAnsi="Century Schoolbook"/>
-          <w:b/>
-          <w:bCs/>
-        </w:rPr>
-        <w:t>(</w:t>
-      </w:r>
-      <w:proofErr w:type="gramEnd"/>
-      <w:r>
-        <w:rPr>
-          <w:rFonts w:ascii="Century Schoolbook" w:hAnsi="Century Schoolbook"/>
-          <w:b/>
-          <w:bCs/>
-        </w:rPr>
-        <w:t>)</w:t>
-      </w:r>
-      <w:r>
-        <w:rPr>
-          <w:rFonts w:ascii="Century Schoolbook" w:hAnsi="Century Schoolbook"/>
-        </w:rPr>
-        <w:t>)</w:t>
-      </w:r>
-      <w:r>
-        <w:rPr>
-          <w:rFonts w:ascii="Century Schoolbook" w:hAnsi="Century Schoolbook"/>
-        </w:rPr>
-        <w:t xml:space="preserve"> be a flawed data mining strategy? Name one objective alternative so the text data can still be utilized.</w:t>
-      </w:r>
-    </w:p>
-    <w:p>
-      <w:pPr>
-        <w:jc w:val="both"/>
-        <w:rPr>
-          <w:rFonts w:ascii="Century Schoolbook" w:hAnsi="Century Schoolbook"/>
-        </w:rPr>
-      </w:pPr>
-      <w:r>
-        <w:rPr>
-          <w:rFonts w:ascii="Century Schoolbook" w:hAnsi="Century Schoolbook"/>
-          <w:b/>
-          <w:bCs/>
-        </w:rPr>
-        <w:t>Answer:</w:t>
-      </w:r>
-    </w:p>
-    <w:p>
-      <w:pPr>
-        <w:jc w:val="both"/>
-        <w:rPr>
-          <w:rFonts w:ascii="Century Schoolbook" w:hAnsi="Century Schoolbook"/>
-        </w:rPr>
-      </w:pPr>
-      <w:r>
-        <w:rPr>
-          <w:rFonts w:ascii="Century Schoolbook" w:hAnsi="Century Schoolbook"/>
-          <w:b/>
-          <w:bCs/>
-        </w:rPr>
-        <w:t>AI used for this answer:</w:t>
-      </w:r>
-      <w:r>
-        <w:rPr>
-          <w:rFonts w:ascii="Century Schoolbook" w:hAnsi="Century Schoolbook"/>
-        </w:rPr>
-        <w:t xml:space="preserve"> Yes / No </w:t>
-      </w:r>
-    </w:p>
-    <w:p>
-      <w:pPr>
-        <w:jc w:val="both"/>
-        <w:rPr>
-          <w:rFonts w:ascii="Century Schoolbook" w:hAnsi="Century Schoolbook"/>
-        </w:rPr>
-      </w:pPr>
-      <w:r>
-        <w:rPr>
-          <w:rFonts w:ascii="Century Schoolbook" w:hAnsi="Century Schoolbook"/>
-          <w:b/>
-          <w:bCs/>
-        </w:rPr>
-        <w:t>If yes, how:</w:t>
-      </w:r>
-      <w:r>
-        <w:rPr>
-          <w:rFonts w:ascii="Century Schoolbook" w:hAnsi="Century Schoolbook"/>
-        </w:rPr>
-        <w:t xml:space="preserve"> </w:t>
-      </w:r>
-    </w:p>
-    <w:p>
-      <w:pPr>
-        <w:jc w:val="both"/>
-        <w:rPr>
-          <w:rFonts w:ascii="Century Schoolbook" w:hAnsi="Century Schoolbook"/>
-        </w:rPr>
-      </w:pPr>
-      <w:r>
-        <w:rPr>
-          <w:rFonts w:ascii="Century Schoolbook" w:hAnsi="Century Schoolbook"/>
-          <w:b/>
-          <w:bCs/>
-        </w:rPr>
-        <w:t>External references (links):</w:t>
-      </w:r>
-      <w:r>
-        <w:rPr>
-          <w:rFonts w:ascii="Century Schoolbook" w:hAnsi="Century Schoolbook"/>
-        </w:rPr>
-        <w:t xml:space="preserve"> </w:t>
-      </w:r>
-    </w:p>
-    <w:p>
-      <w:pPr>
-        <w:jc w:val="both"/>
-        <w:rPr>
-          <w:rFonts w:ascii="Century Schoolbook" w:hAnsi="Century Schoolbook"/>
-        </w:rPr>
-      </w:pPr>
-    </w:p>
-    <w:p>
-      <w:pPr>
-        <w:jc w:val="both"/>
-        <w:rPr>
-          <w:rFonts w:ascii="Century Schoolbook" w:hAnsi="Century Schoolbook"/>
-        </w:rPr>
-      </w:pPr>
-    </w:p>
-    <w:p>
-      <w:pPr>
-        <w:jc w:val="both"/>
-        <w:rPr>
-          <w:rFonts w:ascii="Century Schoolbook" w:hAnsi="Century Schoolbook"/>
-        </w:rPr>
-      </w:pPr>
-    </w:p>
-    <w:p>
-      <w:pPr>
-        <w:jc w:val="both"/>
-        <w:rPr>
-          <w:rFonts w:ascii="Century Schoolbook" w:hAnsi="Century Schoolbook"/>
-        </w:rPr>
-      </w:pPr>
-    </w:p>
-    <w:p>
-      <w:pPr>
-        <w:jc w:val="both"/>
-        <w:rPr>
-          <w:rFonts w:ascii="Century Schoolbook" w:hAnsi="Century Schoolbook"/>
-        </w:rPr>
-      </w:pPr>
-    </w:p>
-    <w:p>
-      <w:pPr>
-        <w:jc w:val="both"/>
-        <w:rPr>
-          <w:rFonts w:ascii="Century Schoolbook" w:hAnsi="Century Schoolbook"/>
-        </w:rPr>
-      </w:pPr>
-    </w:p>
-    <w:p>
-      <w:pPr>
-        <w:jc w:val="both"/>
-        <w:rPr>
-          <w:rFonts w:ascii="Century Schoolbook" w:hAnsi="Century Schoolbook"/>
-        </w:rPr>
-      </w:pPr>
-    </w:p>
-    <w:p>
-      <w:pPr>
-        <w:jc w:val="both"/>
-        <w:rPr>
-          <w:rFonts w:ascii="Century Schoolbook" w:hAnsi="Century Schoolbook"/>
-        </w:rPr>
-      </w:pPr>
-    </w:p>
-    <w:p>
-      <w:pPr>
-        <w:jc w:val="both"/>
-        <w:rPr>
-          <w:rFonts w:ascii="Century Schoolbook" w:hAnsi="Century Schoolbook"/>
-        </w:rPr>
-      </w:pPr>
-      <w:r>
-        <w:rPr>
-          <w:rFonts w:ascii="Century Schoolbook" w:hAnsi="Century Schoolbook"/>
-        </w:rPr>
-        <w:lastRenderedPageBreak/>
-        <w:pict w14:anchorId="4353243F">
-          <v:rect id="_x0000_i1029" style="width:0;height:1.5pt" o:hralign="center" o:hrstd="t" o:hr="t" fillcolor="#a0a0a0" stroked="f"/>
-        </w:pict>
-      </w:r>
-    </w:p>
-    <w:p>
-      <w:pPr>
-        <w:jc w:val="both"/>
-        <w:rPr>
-          <w:rFonts w:ascii="Century Schoolbook" w:hAnsi="Century Schoolbook"/>
-          <w:b/>
-          <w:bCs/>
-        </w:rPr>
-      </w:pPr>
-      <w:r>
-        <w:rPr>
-          <w:rFonts w:ascii="Century Schoolbook" w:hAnsi="Century Schoolbook"/>
-          <w:b/>
-          <w:bCs/>
-        </w:rPr>
-        <w:t>Question 3: Data Sampling Risks</w:t>
-      </w:r>
-    </w:p>
-    <w:p>
-      <w:pPr>
-        <w:jc w:val="both"/>
-        <w:rPr>
-          <w:rFonts w:ascii="Century Schoolbook" w:hAnsi="Century Schoolbook"/>
-        </w:rPr>
-      </w:pPr>
-      <w:r>
-        <w:rPr>
-          <w:rFonts w:ascii="Century Schoolbook" w:hAnsi="Century Schoolbook"/>
-          <w:b/>
-          <w:bCs/>
-        </w:rPr>
-        <w:t>Notebook:</w:t>
-      </w:r>
-      <w:r>
-        <w:rPr>
-          <w:rFonts w:ascii="Century Schoolbook" w:hAnsi="Century Schoolbook"/>
-        </w:rPr>
-        <w:t xml:space="preserve"> Section 5.1 — Question 3 (take home)</w:t>
-      </w:r>
-    </w:p>
-    <w:p>
-      <w:pPr>
-        <w:jc w:val="both"/>
-        <w:rPr>
-          <w:rFonts w:ascii="Century Schoolbook" w:hAnsi="Century Schoolbook"/>
-        </w:rPr>
-      </w:pPr>
-      <w:r>
-        <w:rPr>
-          <w:rFonts w:ascii="Century Schoolbook" w:hAnsi="Century Schoolbook"/>
-          <w:b/>
-          <w:bCs/>
-        </w:rPr>
-        <w:t>Task:</w:t>
-      </w:r>
-      <w:r>
-        <w:rPr>
-          <w:rFonts w:ascii="Century Schoolbook" w:hAnsi="Century Schoolbook"/>
-        </w:rPr>
-        <w:t xml:space="preserve"> </w:t>
-      </w:r>
-      <w:r>
-        <w:rPr>
-          <w:rFonts w:ascii="Century Schoolbook" w:hAnsi="Century Schoolbook"/>
-        </w:rPr>
         <w:t xml:space="preserve">In Section 5.1, the code uses </w:t>
       </w:r>
-      <w:proofErr w:type="spellStart"/>
-      <w:r>
-        <w:rPr>
-          <w:rFonts w:ascii="Century Schoolbook" w:hAnsi="Century Schoolbook"/>
-          <w:b/>
-          <w:bCs/>
-        </w:rPr>
-        <w:t>X_sample</w:t>
-      </w:r>
-      <w:proofErr w:type="spellEnd"/>
-      <w:r>
-        <w:rPr>
-          <w:rFonts w:ascii="Century Schoolbook" w:hAnsi="Century Schoolbook"/>
-          <w:b/>
-          <w:bCs/>
-        </w:rPr>
-        <w:t xml:space="preserve"> = </w:t>
-      </w:r>
-      <w:proofErr w:type="spellStart"/>
-      <w:r>
-        <w:rPr>
-          <w:rFonts w:ascii="Century Schoolbook" w:hAnsi="Century Schoolbook"/>
-          <w:b/>
-          <w:bCs/>
-        </w:rPr>
-        <w:t>X.sample</w:t>
-      </w:r>
-      <w:proofErr w:type="spellEnd"/>
-      <w:r>
-        <w:rPr>
-          <w:rFonts w:ascii="Century Schoolbook" w:hAnsi="Century Schoolbook"/>
-          <w:b/>
-          <w:bCs/>
-        </w:rPr>
-        <w:t>(n=1000)</w:t>
+      <w:r>
+        <w:rPr>
+          <w:rFonts w:ascii="Century Schoolbook" w:hAnsi="Century Schoolbook"/>
+          <w:b/>
+          <w:bCs/>
+        </w:rPr>
+        <w:t>X_sample = X.sample(n=1000)</w:t>
       </w:r>
       <w:r>
         <w:rPr>
@@ -2214,9 +2262,10 @@
       <w:r>
         <w:rPr>
           <w:rFonts w:ascii="Century Schoolbook" w:hAnsi="Century Schoolbook"/>
-        </w:rPr>
-        <w:pict w14:anchorId="67A2549C">
-          <v:rect id="_x0000_i1030" style="width:0;height:1.5pt" o:hralign="center" o:hrstd="t" o:hr="t" fillcolor="#a0a0a0" stroked="f"/>
+          <w:noProof/>
+        </w:rPr>
+        <w:pict w14:anchorId="437B5500">
+          <v:rect id="_x0000_i1032" alt="" style="width:435.25pt;height:.05pt;mso-width-percent:0;mso-height-percent:0;mso-width-percent:0;mso-height-percent:0" o:hrpct="930" o:hralign="center" o:hrstd="t" o:hr="t" fillcolor="#a0a0a0" stroked="f"/>
         </w:pict>
       </w:r>
     </w:p>
@@ -2287,7 +2336,6 @@
         </w:rPr>
         <w:t xml:space="preserve">In Section 5.3, the </w:t>
       </w:r>
-      <w:proofErr w:type="spellStart"/>
       <w:r>
         <w:rPr>
           <w:rFonts w:ascii="Century Schoolbook" w:hAnsi="Century Schoolbook"/>
@@ -2296,48 +2344,19 @@
         </w:rPr>
         <w:t>CountVectorizer</w:t>
       </w:r>
-      <w:proofErr w:type="spellEnd"/>
       <w:r>
         <w:rPr>
           <w:rFonts w:ascii="Century Schoolbook" w:hAnsi="Century Schoolbook"/>
         </w:rPr>
         <w:t xml:space="preserve"> converts text into a document-term matrix using </w:t>
       </w:r>
-      <w:proofErr w:type="spellStart"/>
-      <w:r>
-        <w:rPr>
-          <w:rFonts w:ascii="Century Schoolbook" w:hAnsi="Century Schoolbook"/>
-          <w:b/>
-          <w:bCs/>
-        </w:rPr>
-        <w:t>stop_words</w:t>
-      </w:r>
-      <w:proofErr w:type="spellEnd"/>
-      <w:r>
-        <w:rPr>
-          <w:rFonts w:ascii="Century Schoolbook" w:hAnsi="Century Schoolbook"/>
-          <w:b/>
-          <w:bCs/>
-        </w:rPr>
-        <w:t>='</w:t>
-      </w:r>
-      <w:proofErr w:type="spellStart"/>
-      <w:r>
-        <w:rPr>
-          <w:rFonts w:ascii="Century Schoolbook" w:hAnsi="Century Schoolbook"/>
-          <w:b/>
-          <w:bCs/>
-        </w:rPr>
-        <w:t>english</w:t>
-      </w:r>
-      <w:proofErr w:type="spellEnd"/>
-      <w:r>
-        <w:rPr>
-          <w:rFonts w:ascii="Century Schoolbook" w:hAnsi="Century Schoolbook"/>
-          <w:b/>
-          <w:bCs/>
-        </w:rPr>
-        <w:t>’</w:t>
+      <w:r>
+        <w:rPr>
+          <w:rFonts w:ascii="Century Schoolbook" w:hAnsi="Century Schoolbook"/>
+          <w:b/>
+          <w:bCs/>
+        </w:rPr>
+        <w:t>stop_words='english’</w:t>
       </w:r>
       <w:r>
         <w:rPr>
@@ -2345,23 +2364,13 @@
         </w:rPr>
         <w:t xml:space="preserve">. Change this parameter to </w:t>
       </w:r>
-      <w:proofErr w:type="spellStart"/>
-      <w:r>
-        <w:rPr>
-          <w:rFonts w:ascii="Century Schoolbook" w:hAnsi="Century Schoolbook"/>
-          <w:b/>
-          <w:bCs/>
-        </w:rPr>
-        <w:t>stop_words</w:t>
-      </w:r>
-      <w:proofErr w:type="spellEnd"/>
-      <w:r>
-        <w:rPr>
-          <w:rFonts w:ascii="Century Schoolbook" w:hAnsi="Century Schoolbook"/>
-          <w:b/>
-          <w:bCs/>
-        </w:rPr>
-        <w:t>=None</w:t>
+      <w:r>
+        <w:rPr>
+          <w:rFonts w:ascii="Century Schoolbook" w:hAnsi="Century Schoolbook"/>
+          <w:b/>
+          <w:bCs/>
+        </w:rPr>
+        <w:t>stop_words=None</w:t>
       </w:r>
       <w:r>
         <w:rPr>
@@ -2369,7 +2378,6 @@
         </w:rPr>
         <w:t xml:space="preserve"> and re-run the cell to check the shape of </w:t>
       </w:r>
-      <w:proofErr w:type="spellStart"/>
       <w:r>
         <w:rPr>
           <w:rFonts w:ascii="Century Schoolbook" w:hAnsi="Century Schoolbook"/>
@@ -2378,7 +2386,6 @@
         </w:rPr>
         <w:t>X_counts</w:t>
       </w:r>
-      <w:proofErr w:type="spellEnd"/>
       <w:r>
         <w:rPr>
           <w:rFonts w:ascii="Century Schoolbook" w:hAnsi="Century Schoolbook"/>
@@ -2457,21 +2464,7 @@
         <w:rPr>
           <w:rFonts w:ascii="Century Schoolbook" w:hAnsi="Century Schoolbook"/>
         </w:rPr>
-        <w:t xml:space="preserve">Since </w:t>
-      </w:r>
-      <w:proofErr w:type="spellStart"/>
-      <w:r>
-        <w:rPr>
-          <w:rFonts w:ascii="Century Schoolbook" w:hAnsi="Century Schoolbook"/>
-        </w:rPr>
-        <w:t>stopwords</w:t>
-      </w:r>
-      <w:proofErr w:type="spellEnd"/>
-      <w:r>
-        <w:rPr>
-          <w:rFonts w:ascii="Century Schoolbook" w:hAnsi="Century Schoolbook"/>
-        </w:rPr>
-        <w:t xml:space="preserve"> are highly common words that appear in almost all documents, what effect does adding them back have on the overall sparsity (the percentage of zeros) of the matrix?</w:t>
+        <w:t>Since stopwords are highly common words that appear in almost all documents, what effect does adding them back have on the overall sparsity (the percentage of zeros) of the matrix?</w:t>
       </w:r>
     </w:p>
     <w:p>
@@ -2614,10 +2607,10 @@
       <w:r>
         <w:rPr>
           <w:rFonts w:ascii="Century Schoolbook" w:hAnsi="Century Schoolbook"/>
-        </w:rPr>
-        <w:lastRenderedPageBreak/>
-        <w:pict w14:anchorId="5994C8B3">
-          <v:rect id="_x0000_i1031" style="width:0;height:1.5pt" o:hralign="center" o:hrstd="t" o:hr="t" fillcolor="#a0a0a0" stroked="f"/>
+          <w:noProof/>
+        </w:rPr>
+        <w:pict w14:anchorId="456514D6">
+          <v:rect id="_x0000_i1031" alt="" style="width:435.25pt;height:.05pt;mso-width-percent:0;mso-height-percent:0;mso-width-percent:0;mso-height-percent:0" o:hrpct="930" o:hralign="center" o:hrstd="t" o:hr="t" fillcolor="#a0a0a0" stroked="f"/>
         </w:pict>
       </w:r>
     </w:p>
@@ -2704,23 +2697,13 @@
         </w:rPr>
         <w:t xml:space="preserve">In the variance filtering section, re-run </w:t>
       </w:r>
-      <w:proofErr w:type="spellStart"/>
-      <w:r>
-        <w:rPr>
-          <w:rFonts w:ascii="Century Schoolbook" w:hAnsi="Century Schoolbook"/>
-          <w:b/>
-          <w:bCs/>
-        </w:rPr>
-        <w:t>variance_filter</w:t>
-      </w:r>
-      <w:proofErr w:type="spellEnd"/>
-      <w:r>
-        <w:rPr>
-          <w:rFonts w:ascii="Century Schoolbook" w:hAnsi="Century Schoolbook"/>
-          <w:b/>
-          <w:bCs/>
-        </w:rPr>
-        <w:t xml:space="preserve"> </w:t>
+      <w:r>
+        <w:rPr>
+          <w:rFonts w:ascii="Century Schoolbook" w:hAnsi="Century Schoolbook"/>
+          <w:b/>
+          <w:bCs/>
+        </w:rPr>
+        <w:t xml:space="preserve">variance_filter </w:t>
       </w:r>
       <w:r>
         <w:rPr>
@@ -3222,10 +3205,10 @@
       <w:r>
         <w:rPr>
           <w:rFonts w:ascii="Century Schoolbook" w:hAnsi="Century Schoolbook"/>
-        </w:rPr>
-        <w:lastRenderedPageBreak/>
-        <w:pict w14:anchorId="3BE467AD">
-          <v:rect id="_x0000_i1032" style="width:0;height:1.5pt" o:hralign="center" o:hrstd="t" o:hr="t" fillcolor="#a0a0a0" stroked="f"/>
+          <w:noProof/>
+        </w:rPr>
+        <w:pict w14:anchorId="2BABAB1B">
+          <v:rect id="_x0000_i1030" alt="" style="width:435.25pt;height:.05pt;mso-width-percent:0;mso-height-percent:0;mso-width-percent:0;mso-height-percent:0" o:hrpct="930" o:hralign="center" o:hrstd="t" o:hr="t" fillcolor="#a0a0a0" stroked="f"/>
         </w:pict>
       </w:r>
     </w:p>
@@ -3304,8 +3287,6 @@
         </w:rPr>
         <w:t xml:space="preserve">Run the correlation filter against the binary indicator for the </w:t>
       </w:r>
-      <w:proofErr w:type="spellStart"/>
-      <w:proofErr w:type="gramStart"/>
       <w:r>
         <w:rPr>
           <w:rFonts w:ascii="Century Schoolbook" w:hAnsi="Century Schoolbook"/>
@@ -3314,15 +3295,12 @@
         </w:rPr>
         <w:t>comp.graphics</w:t>
       </w:r>
-      <w:proofErr w:type="spellEnd"/>
-      <w:proofErr w:type="gramEnd"/>
       <w:r>
         <w:rPr>
           <w:rFonts w:ascii="Century Schoolbook" w:hAnsi="Century Schoolbook"/>
         </w:rPr>
         <w:t xml:space="preserve"> class. Inspect the top 10 features sorted by </w:t>
       </w:r>
-      <w:proofErr w:type="spellStart"/>
       <w:r>
         <w:rPr>
           <w:rFonts w:ascii="Century Schoolbook" w:hAnsi="Century Schoolbook"/>
@@ -3331,14 +3309,12 @@
         </w:rPr>
         <w:t>pearson_r</w:t>
       </w:r>
-      <w:proofErr w:type="spellEnd"/>
       <w:r>
         <w:rPr>
           <w:rFonts w:ascii="Century Schoolbook" w:hAnsi="Century Schoolbook"/>
         </w:rPr>
         <w:t xml:space="preserve"> and compare them to the top 10 features sorted by </w:t>
       </w:r>
-      <w:proofErr w:type="spellStart"/>
       <w:r>
         <w:rPr>
           <w:rFonts w:ascii="Century Schoolbook" w:hAnsi="Century Schoolbook"/>
@@ -3347,7 +3323,6 @@
         </w:rPr>
         <w:t>spearman_r</w:t>
       </w:r>
-      <w:proofErr w:type="spellEnd"/>
       <w:r>
         <w:rPr>
           <w:rFonts w:ascii="Century Schoolbook" w:hAnsi="Century Schoolbook"/>
@@ -3576,9 +3551,10 @@
       <w:r>
         <w:rPr>
           <w:rFonts w:ascii="Century Schoolbook" w:hAnsi="Century Schoolbook"/>
-        </w:rPr>
-        <w:pict w14:anchorId="446A19DC">
-          <v:rect id="_x0000_i1033" style="width:0;height:1.5pt" o:hralign="center" o:hrstd="t" o:hr="t" fillcolor="#a0a0a0" stroked="f"/>
+          <w:noProof/>
+        </w:rPr>
+        <w:pict w14:anchorId="57E84B1B">
+          <v:rect id="_x0000_i1029" alt="" style="width:435.25pt;height:.05pt;mso-width-percent:0;mso-height-percent:0;mso-width-percent:0;mso-height-percent:0" o:hrpct="930" o:hralign="center" o:hrstd="t" o:hr="t" fillcolor="#a0a0a0" stroked="f"/>
         </w:pict>
       </w:r>
     </w:p>
@@ -3657,23 +3633,13 @@
         </w:rPr>
         <w:t xml:space="preserve">In the Frequent Pattern Mining section, run </w:t>
       </w:r>
-      <w:proofErr w:type="gramStart"/>
-      <w:r>
-        <w:rPr>
-          <w:rFonts w:ascii="Century Schoolbook" w:hAnsi="Century Schoolbook"/>
-          <w:b/>
-          <w:bCs/>
-        </w:rPr>
-        <w:t>Top-K</w:t>
-      </w:r>
-      <w:proofErr w:type="gramEnd"/>
-      <w:r>
-        <w:rPr>
-          <w:rFonts w:ascii="Century Schoolbook" w:hAnsi="Century Schoolbook"/>
-          <w:b/>
-          <w:bCs/>
-        </w:rPr>
-        <w:t xml:space="preserve"> FAE</w:t>
+      <w:r>
+        <w:rPr>
+          <w:rFonts w:ascii="Century Schoolbook" w:hAnsi="Century Schoolbook"/>
+          <w:b/>
+          <w:bCs/>
+        </w:rPr>
+        <w:t>Top-K FAE</w:t>
       </w:r>
       <w:r>
         <w:rPr>
@@ -3695,7 +3661,6 @@
         </w:rPr>
         <w:t xml:space="preserve">. Then, run </w:t>
       </w:r>
-      <w:proofErr w:type="spellStart"/>
       <w:r>
         <w:rPr>
           <w:rFonts w:ascii="Century Schoolbook" w:hAnsi="Century Schoolbook"/>
@@ -3704,48 +3669,19 @@
         </w:rPr>
         <w:t>MaxFPGrowth</w:t>
       </w:r>
-      <w:proofErr w:type="spellEnd"/>
       <w:r>
         <w:rPr>
           <w:rFonts w:ascii="Century Schoolbook" w:hAnsi="Century Schoolbook"/>
         </w:rPr>
         <w:t xml:space="preserve"> using minimum support thresholds </w:t>
       </w:r>
-      <w:proofErr w:type="spellStart"/>
-      <w:r>
-        <w:rPr>
-          <w:rFonts w:ascii="Century Schoolbook" w:hAnsi="Century Schoolbook"/>
-          <w:b/>
-          <w:bCs/>
-        </w:rPr>
-        <w:t>minSup</w:t>
-      </w:r>
-      <w:proofErr w:type="spellEnd"/>
-      <w:r>
-        <w:rPr>
-          <w:rFonts w:ascii="Century Schoolbook" w:hAnsi="Century Schoolbook"/>
-          <w:b/>
-          <w:bCs/>
-        </w:rPr>
-        <w:t xml:space="preserve">=9 and </w:t>
-      </w:r>
-      <w:proofErr w:type="spellStart"/>
-      <w:r>
-        <w:rPr>
-          <w:rFonts w:ascii="Century Schoolbook" w:hAnsi="Century Schoolbook"/>
-          <w:b/>
-          <w:bCs/>
-        </w:rPr>
-        <w:t>minSup</w:t>
-      </w:r>
-      <w:proofErr w:type="spellEnd"/>
-      <w:r>
-        <w:rPr>
-          <w:rFonts w:ascii="Century Schoolbook" w:hAnsi="Century Schoolbook"/>
-          <w:b/>
-          <w:bCs/>
-        </w:rPr>
-        <w:t>= 3</w:t>
+      <w:r>
+        <w:rPr>
+          <w:rFonts w:ascii="Century Schoolbook" w:hAnsi="Century Schoolbook"/>
+          <w:b/>
+          <w:bCs/>
+        </w:rPr>
+        <w:t>minSup=9 and minSup= 3</w:t>
       </w:r>
       <w:r>
         <w:rPr>
@@ -3790,7 +3726,6 @@
         </w:rPr>
         <w:t xml:space="preserve">How does decreasing </w:t>
       </w:r>
-      <w:proofErr w:type="spellStart"/>
       <w:r>
         <w:rPr>
           <w:rFonts w:ascii="Century Schoolbook" w:hAnsi="Century Schoolbook"/>
@@ -3799,14 +3734,12 @@
         </w:rPr>
         <w:t>minSup</w:t>
       </w:r>
-      <w:proofErr w:type="spellEnd"/>
       <w:r>
         <w:rPr>
           <w:rFonts w:ascii="Century Schoolbook" w:hAnsi="Century Schoolbook"/>
         </w:rPr>
         <w:t xml:space="preserve"> (from 9 to 3) in </w:t>
       </w:r>
-      <w:proofErr w:type="spellStart"/>
       <w:r>
         <w:rPr>
           <w:rFonts w:ascii="Century Schoolbook" w:hAnsi="Century Schoolbook"/>
@@ -3815,7 +3748,6 @@
         </w:rPr>
         <w:t>MaxFPGrowth</w:t>
       </w:r>
-      <w:proofErr w:type="spellEnd"/>
       <w:r>
         <w:rPr>
           <w:rFonts w:ascii="Century Schoolbook" w:hAnsi="Century Schoolbook"/>
@@ -3841,23 +3773,13 @@
         </w:rPr>
         <w:t xml:space="preserve">How does the parameter k in </w:t>
       </w:r>
-      <w:proofErr w:type="gramStart"/>
-      <w:r>
-        <w:rPr>
-          <w:rFonts w:ascii="Century Schoolbook" w:hAnsi="Century Schoolbook"/>
-          <w:b/>
-          <w:bCs/>
-        </w:rPr>
-        <w:t>Top-K</w:t>
-      </w:r>
-      <w:proofErr w:type="gramEnd"/>
-      <w:r>
-        <w:rPr>
-          <w:rFonts w:ascii="Century Schoolbook" w:hAnsi="Century Schoolbook"/>
-          <w:b/>
-          <w:bCs/>
-        </w:rPr>
-        <w:t xml:space="preserve"> FAE</w:t>
+      <w:r>
+        <w:rPr>
+          <w:rFonts w:ascii="Century Schoolbook" w:hAnsi="Century Schoolbook"/>
+          <w:b/>
+          <w:bCs/>
+        </w:rPr>
+        <w:t>Top-K FAE</w:t>
       </w:r>
       <w:r>
         <w:rPr>
@@ -3865,7 +3787,6 @@
         </w:rPr>
         <w:t xml:space="preserve"> differ fundamentally from </w:t>
       </w:r>
-      <w:proofErr w:type="spellStart"/>
       <w:r>
         <w:rPr>
           <w:rFonts w:ascii="Century Schoolbook" w:hAnsi="Century Schoolbook"/>
@@ -3874,14 +3795,12 @@
         </w:rPr>
         <w:t>minSup</w:t>
       </w:r>
-      <w:proofErr w:type="spellEnd"/>
       <w:r>
         <w:rPr>
           <w:rFonts w:ascii="Century Schoolbook" w:hAnsi="Century Schoolbook"/>
         </w:rPr>
         <w:t xml:space="preserve"> in </w:t>
       </w:r>
-      <w:proofErr w:type="spellStart"/>
       <w:r>
         <w:rPr>
           <w:rFonts w:ascii="Century Schoolbook" w:hAnsi="Century Schoolbook"/>
@@ -3890,7 +3809,6 @@
         </w:rPr>
         <w:t>MaxFPGrowth</w:t>
       </w:r>
-      <w:proofErr w:type="spellEnd"/>
       <w:r>
         <w:rPr>
           <w:rFonts w:ascii="Century Schoolbook" w:hAnsi="Century Schoolbook"/>
@@ -3930,185 +3848,100 @@
           <w:b/>
           <w:bCs/>
         </w:rPr>
-        <w:t>Answer (</w:t>
-      </w:r>
-      <w:proofErr w:type="gramStart"/>
-      <w:r>
-        <w:rPr>
-          <w:rFonts w:ascii="Century Schoolbook" w:hAnsi="Century Schoolbook"/>
-          <w:b/>
-          <w:bCs/>
-        </w:rPr>
-        <w:t>1) —</w:t>
-      </w:r>
-      <w:proofErr w:type="gramEnd"/>
-      <w:r>
-        <w:rPr>
-          <w:rFonts w:ascii="Century Schoolbook" w:hAnsi="Century Schoolbook"/>
-          <w:b/>
-          <w:bCs/>
-        </w:rPr>
-        <w:t xml:space="preserve"> Runtime and pattern count when lowering </w:t>
-      </w:r>
-      <w:proofErr w:type="spellStart"/>
-      <w:r>
-        <w:rPr>
-          <w:rFonts w:ascii="Century Schoolbook" w:hAnsi="Century Schoolbook"/>
-          <w:b/>
-          <w:bCs/>
-        </w:rPr>
-        <w:t>minSup</w:t>
-      </w:r>
-      <w:proofErr w:type="spellEnd"/>
-      <w:r>
-        <w:rPr>
-          <w:rFonts w:ascii="Century Schoolbook" w:hAnsi="Century Schoolbook"/>
-          <w:b/>
-          <w:bCs/>
-        </w:rPr>
-        <w:t>:</w:t>
-      </w:r>
-    </w:p>
-    <w:p>
-      <w:pPr>
-        <w:jc w:val="both"/>
-        <w:rPr>
-          <w:rFonts w:ascii="Century Schoolbook" w:hAnsi="Century Schoolbook"/>
-        </w:rPr>
-      </w:pPr>
-      <w:r>
-        <w:rPr>
-          <w:rFonts w:ascii="Century Schoolbook" w:hAnsi="Century Schoolbook"/>
-          <w:b/>
-          <w:bCs/>
-        </w:rPr>
-        <w:t>Answer (</w:t>
-      </w:r>
-      <w:proofErr w:type="gramStart"/>
-      <w:r>
-        <w:rPr>
-          <w:rFonts w:ascii="Century Schoolbook" w:hAnsi="Century Schoolbook"/>
-          <w:b/>
-          <w:bCs/>
-        </w:rPr>
-        <w:t>2) —</w:t>
-      </w:r>
-      <w:proofErr w:type="gramEnd"/>
-      <w:r>
-        <w:rPr>
-          <w:rFonts w:ascii="Century Schoolbook" w:hAnsi="Century Schoolbook"/>
-          <w:b/>
-          <w:bCs/>
-        </w:rPr>
-        <w:t xml:space="preserve"> Top-K k vs </w:t>
-      </w:r>
-      <w:proofErr w:type="spellStart"/>
-      <w:r>
-        <w:rPr>
-          <w:rFonts w:ascii="Century Schoolbook" w:hAnsi="Century Schoolbook"/>
-          <w:b/>
-          <w:bCs/>
-        </w:rPr>
-        <w:t>MaxFPGrowth</w:t>
-      </w:r>
-      <w:proofErr w:type="spellEnd"/>
-      <w:r>
-        <w:rPr>
-          <w:rFonts w:ascii="Century Schoolbook" w:hAnsi="Century Schoolbook"/>
-          <w:b/>
-          <w:bCs/>
+        <w:t>Answer (1) — Runtime and pattern count when lowering minSup:</w:t>
+      </w:r>
+    </w:p>
+    <w:p>
+      <w:pPr>
+        <w:jc w:val="both"/>
+        <w:rPr>
+          <w:rFonts w:ascii="Century Schoolbook" w:hAnsi="Century Schoolbook"/>
+        </w:rPr>
+      </w:pPr>
+      <w:r>
+        <w:rPr>
+          <w:rFonts w:ascii="Century Schoolbook" w:hAnsi="Century Schoolbook"/>
+          <w:b/>
+          <w:bCs/>
+        </w:rPr>
+        <w:t>Answer (2) — Top-K k vs MaxFPGrowth minSup:</w:t>
+      </w:r>
+    </w:p>
+    <w:p>
+      <w:pPr>
+        <w:jc w:val="both"/>
+        <w:rPr>
+          <w:rFonts w:ascii="Century Schoolbook" w:hAnsi="Century Schoolbook"/>
+        </w:rPr>
+      </w:pPr>
+      <w:r>
+        <w:rPr>
+          <w:rFonts w:ascii="Century Schoolbook" w:hAnsi="Century Schoolbook"/>
+          <w:b/>
+          <w:bCs/>
+        </w:rPr>
+        <w:t>Answer (3) — Maximal vs standard frequent patterns:</w:t>
+      </w:r>
+    </w:p>
+    <w:p>
+      <w:pPr>
+        <w:jc w:val="both"/>
+        <w:rPr>
+          <w:rFonts w:ascii="Century Schoolbook" w:hAnsi="Century Schoolbook"/>
+        </w:rPr>
+      </w:pPr>
+      <w:r>
+        <w:rPr>
+          <w:rFonts w:ascii="Century Schoolbook" w:hAnsi="Century Schoolbook"/>
+          <w:b/>
+          <w:bCs/>
+        </w:rPr>
+        <w:t>AI used for this answer:</w:t>
+      </w:r>
+      <w:r>
+        <w:rPr>
+          <w:rFonts w:ascii="Century Schoolbook" w:hAnsi="Century Schoolbook"/>
+        </w:rPr>
+        <w:t xml:space="preserve"> Yes / No </w:t>
+      </w:r>
+    </w:p>
+    <w:p>
+      <w:pPr>
+        <w:jc w:val="both"/>
+        <w:rPr>
+          <w:rFonts w:ascii="Century Schoolbook" w:hAnsi="Century Schoolbook"/>
+        </w:rPr>
+      </w:pPr>
+      <w:r>
+        <w:rPr>
+          <w:rFonts w:ascii="Century Schoolbook" w:hAnsi="Century Schoolbook"/>
+          <w:b/>
+          <w:bCs/>
+        </w:rPr>
+        <w:t>If yes, how:</w:t>
+      </w:r>
+      <w:r>
+        <w:rPr>
+          <w:rFonts w:ascii="Century Schoolbook" w:hAnsi="Century Schoolbook"/>
         </w:rPr>
         <w:t xml:space="preserve"> </w:t>
       </w:r>
-      <w:proofErr w:type="spellStart"/>
-      <w:r>
-        <w:rPr>
-          <w:rFonts w:ascii="Century Schoolbook" w:hAnsi="Century Schoolbook"/>
-          <w:b/>
-          <w:bCs/>
-        </w:rPr>
-        <w:t>minSup</w:t>
-      </w:r>
-      <w:proofErr w:type="spellEnd"/>
-      <w:r>
-        <w:rPr>
-          <w:rFonts w:ascii="Century Schoolbook" w:hAnsi="Century Schoolbook"/>
-          <w:b/>
-          <w:bCs/>
-        </w:rPr>
-        <w:t>:</w:t>
-      </w:r>
-    </w:p>
-    <w:p>
-      <w:pPr>
-        <w:jc w:val="both"/>
-        <w:rPr>
-          <w:rFonts w:ascii="Century Schoolbook" w:hAnsi="Century Schoolbook"/>
-        </w:rPr>
-      </w:pPr>
-      <w:r>
-        <w:rPr>
-          <w:rFonts w:ascii="Century Schoolbook" w:hAnsi="Century Schoolbook"/>
-          <w:b/>
-          <w:bCs/>
-        </w:rPr>
-        <w:t>Answer (</w:t>
-      </w:r>
-      <w:proofErr w:type="gramStart"/>
-      <w:r>
-        <w:rPr>
-          <w:rFonts w:ascii="Century Schoolbook" w:hAnsi="Century Schoolbook"/>
-          <w:b/>
-          <w:bCs/>
-        </w:rPr>
-        <w:t>3) —</w:t>
-      </w:r>
-      <w:proofErr w:type="gramEnd"/>
-      <w:r>
-        <w:rPr>
-          <w:rFonts w:ascii="Century Schoolbook" w:hAnsi="Century Schoolbook"/>
-          <w:b/>
-          <w:bCs/>
-        </w:rPr>
-        <w:t xml:space="preserve"> Maximal vs standard frequent patterns:</w:t>
-      </w:r>
-    </w:p>
-    <w:p>
-      <w:pPr>
-        <w:jc w:val="both"/>
-        <w:rPr>
-          <w:rFonts w:ascii="Century Schoolbook" w:hAnsi="Century Schoolbook"/>
-        </w:rPr>
-      </w:pPr>
-      <w:r>
-        <w:rPr>
-          <w:rFonts w:ascii="Century Schoolbook" w:hAnsi="Century Schoolbook"/>
-          <w:b/>
-          <w:bCs/>
-        </w:rPr>
-        <w:t>AI used for this answer:</w:t>
-      </w:r>
-      <w:r>
-        <w:rPr>
-          <w:rFonts w:ascii="Century Schoolbook" w:hAnsi="Century Schoolbook"/>
-        </w:rPr>
-        <w:t xml:space="preserve"> Yes / No </w:t>
-      </w:r>
-    </w:p>
-    <w:p>
-      <w:pPr>
-        <w:jc w:val="both"/>
-        <w:rPr>
-          <w:rFonts w:ascii="Century Schoolbook" w:hAnsi="Century Schoolbook"/>
-        </w:rPr>
-      </w:pPr>
-      <w:r>
-        <w:rPr>
-          <w:rFonts w:ascii="Century Schoolbook" w:hAnsi="Century Schoolbook"/>
-          <w:b/>
-          <w:bCs/>
-        </w:rPr>
-        <w:t>If yes, how:</w:t>
+    </w:p>
+    <w:p>
+      <w:pPr>
+        <w:jc w:val="both"/>
+        <w:rPr>
+          <w:rFonts w:ascii="Century Schoolbook" w:hAnsi="Century Schoolbook"/>
+        </w:rPr>
+      </w:pPr>
+      <w:r>
+        <w:rPr>
+          <w:rFonts w:ascii="Century Schoolbook" w:hAnsi="Century Schoolbook"/>
+          <w:b/>
+          <w:bCs/>
+        </w:rPr>
+        <w:lastRenderedPageBreak/>
+        <w:t>External references (links):</w:t>
       </w:r>
       <w:r>
         <w:rPr>
@@ -4127,31 +3960,10 @@
       <w:r>
         <w:rPr>
           <w:rFonts w:ascii="Century Schoolbook" w:hAnsi="Century Schoolbook"/>
-          <w:b/>
-          <w:bCs/>
-        </w:rPr>
-        <w:t>External references (links):</w:t>
-      </w:r>
-      <w:r>
-        <w:rPr>
-          <w:rFonts w:ascii="Century Schoolbook" w:hAnsi="Century Schoolbook"/>
-        </w:rPr>
-        <w:t xml:space="preserve"> </w:t>
-      </w:r>
-    </w:p>
-    <w:p>
-      <w:pPr>
-        <w:jc w:val="both"/>
-        <w:rPr>
-          <w:rFonts w:ascii="Century Schoolbook" w:hAnsi="Century Schoolbook"/>
-        </w:rPr>
-      </w:pPr>
-      <w:r>
-        <w:rPr>
-          <w:rFonts w:ascii="Century Schoolbook" w:hAnsi="Century Schoolbook"/>
-        </w:rPr>
-        <w:pict w14:anchorId="356EE7BC">
-          <v:rect id="_x0000_i1034" style="width:0;height:1.5pt" o:hralign="center" o:hrstd="t" o:hr="t" fillcolor="#a0a0a0" stroked="f"/>
+          <w:noProof/>
+        </w:rPr>
+        <w:pict w14:anchorId="45FD69D2">
+          <v:rect id="_x0000_i1028" alt="" style="width:435.25pt;height:.05pt;mso-width-percent:0;mso-height-percent:0;mso-width-percent:0;mso-height-percent:0" o:hrpct="930" o:hralign="center" o:hrstd="t" o:hr="t" fillcolor="#a0a0a0" stroked="f"/>
         </w:pict>
       </w:r>
     </w:p>
@@ -4170,7 +3982,6 @@
           <w:b/>
           <w:bCs/>
         </w:rPr>
-        <w:lastRenderedPageBreak/>
         <w:t>Question 8: Dimensionality Reduction — Motivation</w:t>
       </w:r>
     </w:p>
@@ -4219,7 +4030,6 @@
         </w:rPr>
         <w:t xml:space="preserve">After text vectorization, the </w:t>
       </w:r>
-      <w:proofErr w:type="spellStart"/>
       <w:r>
         <w:rPr>
           <w:rFonts w:ascii="Century Schoolbook" w:hAnsi="Century Schoolbook"/>
@@ -4228,7 +4038,6 @@
         </w:rPr>
         <w:t>X_counts</w:t>
       </w:r>
-      <w:proofErr w:type="spellEnd"/>
       <w:r>
         <w:rPr>
           <w:rFonts w:ascii="Century Schoolbook" w:hAnsi="Century Schoolbook"/>
@@ -4270,7 +4079,6 @@
         </w:rPr>
         <w:t xml:space="preserve">If we want to visually map how these documents group by category on a scatter plot, why is it mathematically and visually impossible to plot the raw </w:t>
       </w:r>
-      <w:proofErr w:type="spellStart"/>
       <w:r>
         <w:rPr>
           <w:rFonts w:ascii="Century Schoolbook" w:hAnsi="Century Schoolbook"/>
@@ -4279,7 +4087,6 @@
         </w:rPr>
         <w:t>X_counts</w:t>
       </w:r>
-      <w:proofErr w:type="spellEnd"/>
       <w:r>
         <w:rPr>
           <w:rFonts w:ascii="Century Schoolbook" w:hAnsi="Century Schoolbook"/>
@@ -4398,9 +4205,10 @@
       <w:r>
         <w:rPr>
           <w:rFonts w:ascii="Century Schoolbook" w:hAnsi="Century Schoolbook"/>
-        </w:rPr>
-        <w:pict w14:anchorId="7ABCF6D4">
-          <v:rect id="_x0000_i1035" style="width:0;height:1.5pt" o:hralign="center" o:hrstd="t" o:hr="t" fillcolor="#a0a0a0" stroked="f"/>
+          <w:noProof/>
+        </w:rPr>
+        <w:pict w14:anchorId="6AAF8971">
+          <v:rect id="_x0000_i1027" alt="" style="width:435.25pt;height:.05pt;mso-width-percent:0;mso-height-percent:0;mso-width-percent:0;mso-height-percent:0" o:hrpct="930" o:hralign="center" o:hrstd="t" o:hr="t" fillcolor="#a0a0a0" stroked="f"/>
         </w:pict>
       </w:r>
     </w:p>
@@ -4793,10 +4601,10 @@
       <w:r>
         <w:rPr>
           <w:rFonts w:ascii="Century Schoolbook" w:hAnsi="Century Schoolbook"/>
-        </w:rPr>
-        <w:lastRenderedPageBreak/>
-        <w:pict w14:anchorId="3E56138F">
-          <v:rect id="_x0000_i1036" style="width:0;height:1.5pt" o:hralign="center" o:hrstd="t" o:hr="t" fillcolor="#a0a0a0" stroked="f"/>
+          <w:noProof/>
+        </w:rPr>
+        <w:pict w14:anchorId="40E2CF4E">
+          <v:rect id="_x0000_i1026" alt="" style="width:435.25pt;height:.05pt;mso-width-percent:0;mso-height-percent:0;mso-width-percent:0;mso-height-percent:0" o:hrpct="930" o:hralign="center" o:hrstd="t" o:hr="t" fillcolor="#a0a0a0" stroked="f"/>
         </w:pict>
       </w:r>
     </w:p>
@@ -4877,7 +4685,6 @@
         </w:rPr>
         <w:t xml:space="preserve"> (integers 0, 1, 2, 3). Then look at the output of </w:t>
       </w:r>
-      <w:proofErr w:type="spellStart"/>
       <w:r>
         <w:rPr>
           <w:rFonts w:ascii="Century Schoolbook" w:hAnsi="Century Schoolbook"/>
@@ -4886,7 +4693,6 @@
         </w:rPr>
         <w:t>LabelBinarizer</w:t>
       </w:r>
-      <w:proofErr w:type="spellEnd"/>
       <w:r>
         <w:rPr>
           <w:rFonts w:ascii="Century Schoolbook" w:hAnsi="Century Schoolbook"/>
@@ -5082,9 +4888,10 @@
       <w:r>
         <w:rPr>
           <w:rFonts w:ascii="Century Schoolbook" w:hAnsi="Century Schoolbook"/>
-        </w:rPr>
-        <w:pict w14:anchorId="07392833">
-          <v:rect id="_x0000_i1037" style="width:0;height:1.5pt" o:hralign="center" o:hrstd="t" o:hr="t" fillcolor="#a0a0a0" stroked="f"/>
+          <w:noProof/>
+        </w:rPr>
+        <w:pict w14:anchorId="6B10ED2D">
+          <v:rect id="_x0000_i1025" alt="" style="width:435.25pt;height:.05pt;mso-width-percent:0;mso-height-percent:0;mso-width-percent:0;mso-height-percent:0" o:hrpct="930" o:hralign="center" o:hrstd="t" o:hr="t" fillcolor="#a0a0a0" stroked="f"/>
         </w:pict>
       </w:r>
     </w:p>
@@ -5099,7 +4906,7 @@
 </file>
 
 <file path=word/endnotes.xml><?xml version="1.0" encoding="utf-8"?>
-<w:endnotes xmlns:wpc="http://schemas.microsoft.com/office/word/2010/wordprocessingCanvas" xmlns:cx="http://schemas.microsoft.com/office/drawing/2014/chartex" xmlns:cx1="http://schemas.microsoft.com/office/drawing/2015/9/8/chartex" xmlns:cx2="http://schemas.microsoft.com/office/drawing/2015/10/21/chartex" xmlns:cx3="http://schemas.microsoft.com/office/drawing/2016/5/9/chartex" xmlns:cx4="http://schemas.microsoft.com/office/drawing/2016/5/10/chartex" xmlns:cx5="http://schemas.microsoft.com/office/drawing/2016/5/11/chartex" xmlns:cx6="http://schemas.microsoft.com/office/drawing/2016/5/12/chartex" xmlns:cx7="http://schemas.microsoft.com/office/drawing/2016/5/13/chartex" xmlns:cx8="http://schemas.microsoft.com/office/drawing/2016/5/14/chartex" xmlns:mc="http://schemas.openxmlformats.org/markup-compatibility/2006" xmlns:aink="http://schemas.microsoft.com/office/drawing/2016/ink" xmlns:am3d="http://schemas.microsoft.com/office/drawing/2017/model3d" xmlns:o="urn:schemas-microsoft-com:office:office" xmlns:oel="http://schemas.microsoft.com/office/2019/extlst" xmlns:r="http://schemas.openxmlformats.org/officeDocument/2006/relationships" xmlns:m="http://schemas.openxmlformats.org/officeDocument/2006/math" xmlns:v="urn:schemas-microsoft-com:vml" xmlns:wp14="http://schemas.microsoft.com/office/word/2010/wordprocessingDrawing" xmlns:wp="http://schemas.openxmlformats.org/drawingml/2006/wordprocessingDrawing" xmlns:w10="urn:schemas-microsoft-com:office:word" xmlns:w="http://schemas.openxmlformats.org/wordprocessingml/2006/main" xmlns:w14="http://schemas.microsoft.com/office/word/2010/wordml" xmlns:w15="http://schemas.microsoft.com/office/word/2012/wordml" xmlns:w16cex="http://schemas.microsoft.com/office/word/2018/wordml/cex" xmlns:w16cid="http://schemas.microsoft.com/office/word/2016/wordml/cid" xmlns:w16="http://schemas.microsoft.com/office/word/2018/wordml" xmlns:w16du="http://schemas.microsoft.com/office/word/2023/wordml/word16du" xmlns:w16sdtdh="http://schemas.microsoft.com/office/word/2020/wordml/sdtdatahash" xmlns:w16sdtfl="http://schemas.microsoft.com/office/word/2024/wordml/sdtformatlock" xmlns:w16se="http://schemas.microsoft.com/office/word/2015/wordml/symex" xmlns:wpg="http://schemas.microsoft.com/office/word/2010/wordprocessingGroup" xmlns:wpi="http://schemas.microsoft.com/office/word/2010/wordprocessingInk" xmlns:wne="http://schemas.microsoft.com/office/word/2006/wordml" xmlns:wps="http://schemas.microsoft.com/office/word/2010/wordprocessingShape" mc:Ignorable="w14 w15 w16se w16cid w16 w16cex w16sdtdh w16sdtfl w16du wp14">
+<w:endnotes xmlns:wpc="http://schemas.microsoft.com/office/word/2010/wordprocessingCanvas" xmlns:cx="http://schemas.microsoft.com/office/drawing/2014/chartex" xmlns:cx1="http://schemas.microsoft.com/office/drawing/2015/9/8/chartex" xmlns:cx2="http://schemas.microsoft.com/office/drawing/2015/10/21/chartex" xmlns:cx3="http://schemas.microsoft.com/office/drawing/2016/5/9/chartex" xmlns:cx4="http://schemas.microsoft.com/office/drawing/2016/5/10/chartex" xmlns:cx5="http://schemas.microsoft.com/office/drawing/2016/5/11/chartex" xmlns:cx6="http://schemas.microsoft.com/office/drawing/2016/5/12/chartex" xmlns:cx7="http://schemas.microsoft.com/office/drawing/2016/5/13/chartex" xmlns:cx8="http://schemas.microsoft.com/office/drawing/2016/5/14/chartex" xmlns:mc="http://schemas.openxmlformats.org/markup-compatibility/2006" xmlns:m="http://schemas.openxmlformats.org/officeDocument/2006/math" xmlns:aink="http://schemas.microsoft.com/office/drawing/2016/ink" xmlns:am3d="http://schemas.microsoft.com/office/drawing/2017/model3d" xmlns:oel="http://schemas.microsoft.com/office/2019/extlst" xmlns:r="http://schemas.openxmlformats.org/officeDocument/2006/relationships" xmlns:wp14="http://schemas.microsoft.com/office/word/2010/wordprocessingDrawing" xmlns:wp="http://schemas.openxmlformats.org/drawingml/2006/wordprocessingDrawing" xmlns:wpg="http://schemas.microsoft.com/office/word/2010/wordprocessingGroup" xmlns:wpi="http://schemas.microsoft.com/office/word/2010/wordprocessingInk" xmlns:wps="http://schemas.microsoft.com/office/word/2010/wordprocessingShape" xmlns:o="urn:schemas-microsoft-com:office:office" xmlns:v="urn:schemas-microsoft-com:vml" xmlns:w10="urn:schemas-microsoft-com:office:word" xmlns:w="http://schemas.openxmlformats.org/wordprocessingml/2006/main" xmlns:w14="http://schemas.microsoft.com/office/word/2010/wordml" xmlns:w15="http://schemas.microsoft.com/office/word/2012/wordml" xmlns:w16cex="http://schemas.microsoft.com/office/word/2018/wordml/cex" xmlns:w16cid="http://schemas.microsoft.com/office/word/2016/wordml/cid" xmlns:w16="http://schemas.microsoft.com/office/word/2018/wordml" xmlns:w16sdtdh="http://schemas.microsoft.com/office/word/2020/wordml/sdtdatahash" xmlns:w16sdtfl="http://schemas.microsoft.com/office/word/2024/wordml/sdtformatlock" xmlns:w16se="http://schemas.microsoft.com/office/word/2015/wordml/symex" xmlns:w16du="http://schemas.microsoft.com/office/word/2023/wordml/word16du" xmlns:wne="http://schemas.microsoft.com/office/word/2006/wordml" mc:Ignorable="w14 w15 w16se w16cid w16 w16cex w16sdtdh w16sdtfl w16du wp14">
   <w:endnote w:type="separator" w:id="-1">
     <w:p>
       <w:pPr>
@@ -5124,7 +4931,7 @@
 </file>
 
 <file path=word/footnotes.xml><?xml version="1.0" encoding="utf-8"?>
-<w:footnotes xmlns:wpc="http://schemas.microsoft.com/office/word/2010/wordprocessingCanvas" xmlns:cx="http://schemas.microsoft.com/office/drawing/2014/chartex" xmlns:cx1="http://schemas.microsoft.com/office/drawing/2015/9/8/chartex" xmlns:cx2="http://schemas.microsoft.com/office/drawing/2015/10/21/chartex" xmlns:cx3="http://schemas.microsoft.com/office/drawing/2016/5/9/chartex" xmlns:cx4="http://schemas.microsoft.com/office/drawing/2016/5/10/chartex" xmlns:cx5="http://schemas.microsoft.com/office/drawing/2016/5/11/chartex" xmlns:cx6="http://schemas.microsoft.com/office/drawing/2016/5/12/chartex" xmlns:cx7="http://schemas.microsoft.com/office/drawing/2016/5/13/chartex" xmlns:cx8="http://schemas.microsoft.com/office/drawing/2016/5/14/chartex" xmlns:mc="http://schemas.openxmlformats.org/markup-compatibility/2006" xmlns:aink="http://schemas.microsoft.com/office/drawing/2016/ink" xmlns:am3d="http://schemas.microsoft.com/office/drawing/2017/model3d" xmlns:o="urn:schemas-microsoft-com:office:office" xmlns:oel="http://schemas.microsoft.com/office/2019/extlst" xmlns:r="http://schemas.openxmlformats.org/officeDocument/2006/relationships" xmlns:m="http://schemas.openxmlformats.org/officeDocument/2006/math" xmlns:v="urn:schemas-microsoft-com:vml" xmlns:wp14="http://schemas.microsoft.com/office/word/2010/wordprocessingDrawing" xmlns:wp="http://schemas.openxmlformats.org/drawingml/2006/wordprocessingDrawing" xmlns:w10="urn:schemas-microsoft-com:office:word" xmlns:w="http://schemas.openxmlformats.org/wordprocessingml/2006/main" xmlns:w14="http://schemas.microsoft.com/office/word/2010/wordml" xmlns:w15="http://schemas.microsoft.com/office/word/2012/wordml" xmlns:w16cex="http://schemas.microsoft.com/office/word/2018/wordml/cex" xmlns:w16cid="http://schemas.microsoft.com/office/word/2016/wordml/cid" xmlns:w16="http://schemas.microsoft.com/office/word/2018/wordml" xmlns:w16du="http://schemas.microsoft.com/office/word/2023/wordml/word16du" xmlns:w16sdtdh="http://schemas.microsoft.com/office/word/2020/wordml/sdtdatahash" xmlns:w16sdtfl="http://schemas.microsoft.com/office/word/2024/wordml/sdtformatlock" xmlns:w16se="http://schemas.microsoft.com/office/word/2015/wordml/symex" xmlns:wpg="http://schemas.microsoft.com/office/word/2010/wordprocessingGroup" xmlns:wpi="http://schemas.microsoft.com/office/word/2010/wordprocessingInk" xmlns:wne="http://schemas.microsoft.com/office/word/2006/wordml" xmlns:wps="http://schemas.microsoft.com/office/word/2010/wordprocessingShape" mc:Ignorable="w14 w15 w16se w16cid w16 w16cex w16sdtdh w16sdtfl w16du wp14">
+<w:footnotes xmlns:wpc="http://schemas.microsoft.com/office/word/2010/wordprocessingCanvas" xmlns:cx="http://schemas.microsoft.com/office/drawing/2014/chartex" xmlns:cx1="http://schemas.microsoft.com/office/drawing/2015/9/8/chartex" xmlns:cx2="http://schemas.microsoft.com/office/drawing/2015/10/21/chartex" xmlns:cx3="http://schemas.microsoft.com/office/drawing/2016/5/9/chartex" xmlns:cx4="http://schemas.microsoft.com/office/drawing/2016/5/10/chartex" xmlns:cx5="http://schemas.microsoft.com/office/drawing/2016/5/11/chartex" xmlns:cx6="http://schemas.microsoft.com/office/drawing/2016/5/12/chartex" xmlns:cx7="http://schemas.microsoft.com/office/drawing/2016/5/13/chartex" xmlns:cx8="http://schemas.microsoft.com/office/drawing/2016/5/14/chartex" xmlns:mc="http://schemas.openxmlformats.org/markup-compatibility/2006" xmlns:m="http://schemas.openxmlformats.org/officeDocument/2006/math" xmlns:aink="http://schemas.microsoft.com/office/drawing/2016/ink" xmlns:am3d="http://schemas.microsoft.com/office/drawing/2017/model3d" xmlns:oel="http://schemas.microsoft.com/office/2019/extlst" xmlns:r="http://schemas.openxmlformats.org/officeDocument/2006/relationships" xmlns:wp14="http://schemas.microsoft.com/office/word/2010/wordprocessingDrawing" xmlns:wp="http://schemas.openxmlformats.org/drawingml/2006/wordprocessingDrawing" xmlns:wpg="http://schemas.microsoft.com/office/word/2010/wordprocessingGroup" xmlns:wpi="http://schemas.microsoft.com/office/word/2010/wordprocessingInk" xmlns:wps="http://schemas.microsoft.com/office/word/2010/wordprocessingShape" xmlns:o="urn:schemas-microsoft-com:office:office" xmlns:v="urn:schemas-microsoft-com:vml" xmlns:w10="urn:schemas-microsoft-com:office:word" xmlns:w="http://schemas.openxmlformats.org/wordprocessingml/2006/main" xmlns:w14="http://schemas.microsoft.com/office/word/2010/wordml" xmlns:w15="http://schemas.microsoft.com/office/word/2012/wordml" xmlns:w16cex="http://schemas.microsoft.com/office/word/2018/wordml/cex" xmlns:w16cid="http://schemas.microsoft.com/office/word/2016/wordml/cid" xmlns:w16="http://schemas.microsoft.com/office/word/2018/wordml" xmlns:w16sdtdh="http://schemas.microsoft.com/office/word/2020/wordml/sdtdatahash" xmlns:w16sdtfl="http://schemas.microsoft.com/office/word/2024/wordml/sdtformatlock" xmlns:w16se="http://schemas.microsoft.com/office/word/2015/wordml/symex" xmlns:w16du="http://schemas.microsoft.com/office/word/2023/wordml/word16du" xmlns:wne="http://schemas.microsoft.com/office/word/2006/wordml" mc:Ignorable="w14 w15 w16se w16cid w16 w16cex w16sdtdh w16sdtfl w16du wp14">
   <w:footnote w:type="separator" w:id="-1">
     <w:p>
       <w:pPr>
@@ -5149,7 +4956,7 @@
 </file>
 
 <file path=word/numbering.xml><?xml version="1.0" encoding="utf-8"?>
-<w:numbering xmlns:wpc="http://schemas.microsoft.com/office/word/2010/wordprocessingCanvas" xmlns:cx="http://schemas.microsoft.com/office/drawing/2014/chartex" xmlns:cx1="http://schemas.microsoft.com/office/drawing/2015/9/8/chartex" xmlns:cx2="http://schemas.microsoft.com/office/drawing/2015/10/21/chartex" xmlns:cx3="http://schemas.microsoft.com/office/drawing/2016/5/9/chartex" xmlns:cx4="http://schemas.microsoft.com/office/drawing/2016/5/10/chartex" xmlns:cx5="http://schemas.microsoft.com/office/drawing/2016/5/11/chartex" xmlns:cx6="http://schemas.microsoft.com/office/drawing/2016/5/12/chartex" xmlns:cx7="http://schemas.microsoft.com/office/drawing/2016/5/13/chartex" xmlns:cx8="http://schemas.microsoft.com/office/drawing/2016/5/14/chartex" xmlns:mc="http://schemas.openxmlformats.org/markup-compatibility/2006" xmlns:aink="http://schemas.microsoft.com/office/drawing/2016/ink" xmlns:am3d="http://schemas.microsoft.com/office/drawing/2017/model3d" xmlns:o="urn:schemas-microsoft-com:office:office" xmlns:oel="http://schemas.microsoft.com/office/2019/extlst" xmlns:r="http://schemas.openxmlformats.org/officeDocument/2006/relationships" xmlns:m="http://schemas.openxmlformats.org/officeDocument/2006/math" xmlns:v="urn:schemas-microsoft-com:vml" xmlns:wp14="http://schemas.microsoft.com/office/word/2010/wordprocessingDrawing" xmlns:wp="http://schemas.openxmlformats.org/drawingml/2006/wordprocessingDrawing" xmlns:w10="urn:schemas-microsoft-com:office:word" xmlns:w="http://schemas.openxmlformats.org/wordprocessingml/2006/main" xmlns:w14="http://schemas.microsoft.com/office/word/2010/wordml" xmlns:w15="http://schemas.microsoft.com/office/word/2012/wordml" xmlns:w16cex="http://schemas.microsoft.com/office/word/2018/wordml/cex" xmlns:w16cid="http://schemas.microsoft.com/office/word/2016/wordml/cid" xmlns:w16="http://schemas.microsoft.com/office/word/2018/wordml" xmlns:w16du="http://schemas.microsoft.com/office/word/2023/wordml/word16du" xmlns:w16sdtdh="http://schemas.microsoft.com/office/word/2020/wordml/sdtdatahash" xmlns:w16sdtfl="http://schemas.microsoft.com/office/word/2024/wordml/sdtformatlock" xmlns:w16se="http://schemas.microsoft.com/office/word/2015/wordml/symex" xmlns:wpg="http://schemas.microsoft.com/office/word/2010/wordprocessingGroup" xmlns:wpi="http://schemas.microsoft.com/office/word/2010/wordprocessingInk" xmlns:wne="http://schemas.microsoft.com/office/word/2006/wordml" xmlns:wps="http://schemas.microsoft.com/office/word/2010/wordprocessingShape" mc:Ignorable="w14 w15 w16se w16cid w16 w16cex w16sdtdh w16sdtfl w16du wp14">
+<w:numbering xmlns:wpc="http://schemas.microsoft.com/office/word/2010/wordprocessingCanvas" xmlns:cx="http://schemas.microsoft.com/office/drawing/2014/chartex" xmlns:cx1="http://schemas.microsoft.com/office/drawing/2015/9/8/chartex" xmlns:cx2="http://schemas.microsoft.com/office/drawing/2015/10/21/chartex" xmlns:cx3="http://schemas.microsoft.com/office/drawing/2016/5/9/chartex" xmlns:cx4="http://schemas.microsoft.com/office/drawing/2016/5/10/chartex" xmlns:cx5="http://schemas.microsoft.com/office/drawing/2016/5/11/chartex" xmlns:cx6="http://schemas.microsoft.com/office/drawing/2016/5/12/chartex" xmlns:cx7="http://schemas.microsoft.com/office/drawing/2016/5/13/chartex" xmlns:cx8="http://schemas.microsoft.com/office/drawing/2016/5/14/chartex" xmlns:mc="http://schemas.openxmlformats.org/markup-compatibility/2006" xmlns:m="http://schemas.openxmlformats.org/officeDocument/2006/math" xmlns:aink="http://schemas.microsoft.com/office/drawing/2016/ink" xmlns:am3d="http://schemas.microsoft.com/office/drawing/2017/model3d" xmlns:oel="http://schemas.microsoft.com/office/2019/extlst" xmlns:r="http://schemas.openxmlformats.org/officeDocument/2006/relationships" xmlns:wp14="http://schemas.microsoft.com/office/word/2010/wordprocessingDrawing" xmlns:wp="http://schemas.openxmlformats.org/drawingml/2006/wordprocessingDrawing" xmlns:wpg="http://schemas.microsoft.com/office/word/2010/wordprocessingGroup" xmlns:wpi="http://schemas.microsoft.com/office/word/2010/wordprocessingInk" xmlns:wps="http://schemas.microsoft.com/office/word/2010/wordprocessingShape" xmlns:o="urn:schemas-microsoft-com:office:office" xmlns:v="urn:schemas-microsoft-com:vml" xmlns:w10="urn:schemas-microsoft-com:office:word" xmlns:w="http://schemas.openxmlformats.org/wordprocessingml/2006/main" xmlns:w14="http://schemas.microsoft.com/office/word/2010/wordml" xmlns:w15="http://schemas.microsoft.com/office/word/2012/wordml" xmlns:w16cex="http://schemas.microsoft.com/office/word/2018/wordml/cex" xmlns:w16cid="http://schemas.microsoft.com/office/word/2016/wordml/cid" xmlns:w16="http://schemas.microsoft.com/office/word/2018/wordml" xmlns:w16sdtdh="http://schemas.microsoft.com/office/word/2020/wordml/sdtdatahash" xmlns:w16sdtfl="http://schemas.microsoft.com/office/word/2024/wordml/sdtformatlock" xmlns:w16se="http://schemas.microsoft.com/office/word/2015/wordml/symex" xmlns:w16du="http://schemas.microsoft.com/office/word/2023/wordml/word16du" xmlns:wne="http://schemas.microsoft.com/office/word/2006/wordml" mc:Ignorable="w14 w15 w16se w16cid w16 w16cex w16sdtdh w16sdtfl w16du wp14">
   <w:abstractNum w:abstractNumId="0" w15:restartNumberingAfterBreak="0">
     <w:nsid w:val="02604484"/>
     <w:multiLevelType w:val="multilevel"/>
@@ -8160,7 +7967,7 @@
 </file>
 
 <file path=word/styles.xml><?xml version="1.0" encoding="utf-8"?>
-<w:styles xmlns:mc="http://schemas.openxmlformats.org/markup-compatibility/2006" xmlns:r="http://schemas.openxmlformats.org/officeDocument/2006/relationships" xmlns:w="http://schemas.openxmlformats.org/wordprocessingml/2006/main" xmlns:w14="http://schemas.microsoft.com/office/word/2010/wordml" xmlns:w15="http://schemas.microsoft.com/office/word/2012/wordml" xmlns:w16cex="http://schemas.microsoft.com/office/word/2018/wordml/cex" xmlns:w16cid="http://schemas.microsoft.com/office/word/2016/wordml/cid" xmlns:w16="http://schemas.microsoft.com/office/word/2018/wordml" xmlns:w16du="http://schemas.microsoft.com/office/word/2023/wordml/word16du" xmlns:w16sdtdh="http://schemas.microsoft.com/office/word/2020/wordml/sdtdatahash" xmlns:w16sdtfl="http://schemas.microsoft.com/office/word/2024/wordml/sdtformatlock" xmlns:w16se="http://schemas.microsoft.com/office/word/2015/wordml/symex" mc:Ignorable="w14 w15 w16se w16cid w16 w16cex w16sdtdh w16sdtfl w16du">
+<w:styles xmlns:mc="http://schemas.openxmlformats.org/markup-compatibility/2006" xmlns:r="http://schemas.openxmlformats.org/officeDocument/2006/relationships" xmlns:w="http://schemas.openxmlformats.org/wordprocessingml/2006/main" xmlns:w14="http://schemas.microsoft.com/office/word/2010/wordml" xmlns:w15="http://schemas.microsoft.com/office/word/2012/wordml" xmlns:w16cex="http://schemas.microsoft.com/office/word/2018/wordml/cex" xmlns:w16cid="http://schemas.microsoft.com/office/word/2016/wordml/cid" xmlns:w16="http://schemas.microsoft.com/office/word/2018/wordml" xmlns:w16sdtdh="http://schemas.microsoft.com/office/word/2020/wordml/sdtdatahash" xmlns:w16sdtfl="http://schemas.microsoft.com/office/word/2024/wordml/sdtformatlock" xmlns:w16se="http://schemas.microsoft.com/office/word/2015/wordml/symex" xmlns:w16du="http://schemas.microsoft.com/office/word/2023/wordml/word16du" mc:Ignorable="w14 w15 w16se w16cid w16 w16cex w16sdtdh w16sdtfl w16du">
   <w:docDefaults>
     <w:rPrDefault>
       <w:rPr>
@@ -8762,6 +8569,7 @@
   <w:style w:type="character" w:default="1" w:styleId="DefaultParagraphFont">
     <w:name w:val="Default Paragraph Font"/>
     <w:uiPriority w:val="1"/>
+    <w:semiHidden/>
     <w:unhideWhenUsed/>
   </w:style>
   <w:style w:type="table" w:default="1" w:styleId="TableNormal">

--- a/DM2026-Lab1-Master-Questions.docx
+++ b/DM2026-Lab1-Master-Questions.docx
@@ -98,7 +98,7 @@
           <w:rFonts w:ascii="Century Schoolbook" w:hAnsi="Century Schoolbook"/>
           <w:noProof/>
         </w:rPr>
-        <w:pict w14:anchorId="637DCB2C">
+        <w:pict w14:anchorId="46D2EAFE">
           <v:rect id="_x0000_i1037" alt="" style="width:435.25pt;height:.05pt;mso-width-percent:0;mso-height-percent:0;mso-width-percent:0;mso-height-percent:0" o:hrpct="930" o:hralign="center" o:hrstd="t" o:hr="t" fillcolor="#a0a0a0" stroked="f"/>
         </w:pict>
       </w:r>
@@ -337,7 +337,7 @@
           <w:rFonts w:ascii="Century Schoolbook" w:hAnsi="Century Schoolbook"/>
           <w:noProof/>
         </w:rPr>
-        <w:pict w14:anchorId="65EEC848">
+        <w:pict w14:anchorId="7EBDDEE1">
           <v:rect id="_x0000_i1036" alt="" style="width:435.25pt;height:.05pt;mso-width-percent:0;mso-height-percent:0;mso-width-percent:0;mso-height-percent:0" o:hrpct="930" o:hralign="center" o:hrstd="t" o:hr="t" fillcolor="#a0a0a0" stroked="f"/>
         </w:pict>
       </w:r>
@@ -1303,7 +1303,7 @@
           <w:noProof/>
         </w:rPr>
         <w:lastRenderedPageBreak/>
-        <w:pict w14:anchorId="3BCD0624">
+        <w:pict w14:anchorId="45334B4D">
           <v:rect id="_x0000_i1035" alt="" style="width:435.25pt;height:.05pt;mso-width-percent:0;mso-height-percent:0;mso-width-percent:0;mso-height-percent:0" o:hrpct="930" o:hralign="center" o:hrstd="t" o:hr="t" fillcolor="#a0a0a0" stroked="f"/>
         </w:pict>
       </w:r>
@@ -1708,7 +1708,7 @@
           <w:rFonts w:ascii="Century Schoolbook" w:hAnsi="Century Schoolbook"/>
           <w:noProof/>
         </w:rPr>
-        <w:pict w14:anchorId="3B97F46C">
+        <w:pict w14:anchorId="75F4E5F2">
           <v:rect id="_x0000_i1034" alt="" style="width:435.25pt;height:.05pt;mso-width-percent:0;mso-height-percent:0;mso-width-percent:0;mso-height-percent:0" o:hrpct="930" o:hralign="center" o:hrstd="t" o:hr="t" fillcolor="#a0a0a0" stroked="f"/>
         </w:pict>
       </w:r>
@@ -1876,6 +1876,8 @@
         <w:jc w:val="both"/>
         <w:rPr>
           <w:rFonts w:ascii="Century Schoolbook" w:hAnsi="Century Schoolbook"/>
+          <w:b/>
+          <w:bCs/>
         </w:rPr>
       </w:pPr>
       <w:r>
@@ -1886,6 +1888,38 @@
         </w:rPr>
         <w:t>Answer:</w:t>
       </w:r>
+      <w:r>
+        <w:rPr>
+          <w:rFonts w:ascii="Century Schoolbook" w:hAnsi="Century Schoolbook" w:hint="eastAsia"/>
+          <w:b/>
+          <w:bCs/>
+        </w:rPr>
+        <w:t xml:space="preserve"> </w:t>
+      </w:r>
+      <w:r>
+        <w:rPr>
+          <w:rFonts w:ascii="Century Schoolbook" w:hAnsi="Century Schoolbook"/>
+          <w:b/>
+          <w:bCs/>
+        </w:rPr>
+        <w:t>In the real world, missing some of category labels mostly not random. If we remove these contexts, the quality of model will decrease.</w:t>
+      </w:r>
+    </w:p>
+    <w:p>
+      <w:pPr>
+        <w:jc w:val="both"/>
+        <w:rPr>
+          <w:rFonts w:ascii="Century Schoolbook" w:hAnsi="Century Schoolbook"/>
+        </w:rPr>
+      </w:pPr>
+      <w:r>
+        <w:rPr>
+          <w:rFonts w:ascii="Century Schoolbook" w:hAnsi="Century Schoolbook"/>
+          <w:b/>
+          <w:bCs/>
+        </w:rPr>
+        <w:t>We shall use the 60% of data training label predict model, and inject the label for missing value by label predict model results.</w:t>
+      </w:r>
     </w:p>
     <w:p>
       <w:pPr>
@@ -1906,7 +1940,7 @@
         <w:rPr>
           <w:rFonts w:ascii="Century Schoolbook" w:hAnsi="Century Schoolbook"/>
         </w:rPr>
-        <w:t xml:space="preserve"> Yes / No </w:t>
+        <w:t xml:space="preserve"> No </w:t>
       </w:r>
     </w:p>
     <w:p>
@@ -1952,6 +1986,21 @@
         </w:rPr>
         <w:t xml:space="preserve"> </w:t>
       </w:r>
+      <w:r>
+        <w:rPr>
+          <w:rFonts w:ascii="Century Schoolbook" w:hAnsi="Century Schoolbook"/>
+        </w:rPr>
+        <w:t xml:space="preserve"> </w:t>
+      </w:r>
+      <w:hyperlink r:id="rId7" w:history="1">
+        <w:r>
+          <w:rPr>
+            <w:rStyle w:val="Hyperlink"/>
+            <w:rFonts w:ascii="Century Schoolbook" w:hAnsi="Century Schoolbook"/>
+          </w:rPr>
+          <w:t>https://ithelp.ithome.com.tw/articles/10346897</w:t>
+        </w:r>
+      </w:hyperlink>
     </w:p>
     <w:p>
       <w:pPr>
@@ -2029,7 +2078,7 @@
           <w:rFonts w:ascii="Century Schoolbook" w:hAnsi="Century Schoolbook"/>
           <w:noProof/>
         </w:rPr>
-        <w:pict w14:anchorId="1F0FD0BF">
+        <w:pict w14:anchorId="7FC75D0C">
           <v:rect id="_x0000_i1033" alt="" style="width:435.25pt;height:.05pt;mso-width-percent:0;mso-height-percent:0;mso-width-percent:0;mso-height-percent:0" o:hrpct="930" o:hralign="center" o:hrstd="t" o:hr="t" fillcolor="#a0a0a0" stroked="f"/>
         </w:pict>
       </w:r>
@@ -2264,7 +2313,7 @@
           <w:rFonts w:ascii="Century Schoolbook" w:hAnsi="Century Schoolbook"/>
           <w:noProof/>
         </w:rPr>
-        <w:pict w14:anchorId="437B5500">
+        <w:pict w14:anchorId="1D8D8957">
           <v:rect id="_x0000_i1032" alt="" style="width:435.25pt;height:.05pt;mso-width-percent:0;mso-height-percent:0;mso-width-percent:0;mso-height-percent:0" o:hrpct="930" o:hralign="center" o:hrstd="t" o:hr="t" fillcolor="#a0a0a0" stroked="f"/>
         </w:pict>
       </w:r>
@@ -2609,7 +2658,7 @@
           <w:rFonts w:ascii="Century Schoolbook" w:hAnsi="Century Schoolbook"/>
           <w:noProof/>
         </w:rPr>
-        <w:pict w14:anchorId="456514D6">
+        <w:pict w14:anchorId="339B5D9D">
           <v:rect id="_x0000_i1031" alt="" style="width:435.25pt;height:.05pt;mso-width-percent:0;mso-height-percent:0;mso-width-percent:0;mso-height-percent:0" o:hrpct="930" o:hralign="center" o:hrstd="t" o:hr="t" fillcolor="#a0a0a0" stroked="f"/>
         </w:pict>
       </w:r>
@@ -3207,7 +3256,7 @@
           <w:rFonts w:ascii="Century Schoolbook" w:hAnsi="Century Schoolbook"/>
           <w:noProof/>
         </w:rPr>
-        <w:pict w14:anchorId="2BABAB1B">
+        <w:pict w14:anchorId="05D9487E">
           <v:rect id="_x0000_i1030" alt="" style="width:435.25pt;height:.05pt;mso-width-percent:0;mso-height-percent:0;mso-width-percent:0;mso-height-percent:0" o:hrpct="930" o:hralign="center" o:hrstd="t" o:hr="t" fillcolor="#a0a0a0" stroked="f"/>
         </w:pict>
       </w:r>
@@ -3553,7 +3602,7 @@
           <w:rFonts w:ascii="Century Schoolbook" w:hAnsi="Century Schoolbook"/>
           <w:noProof/>
         </w:rPr>
-        <w:pict w14:anchorId="57E84B1B">
+        <w:pict w14:anchorId="719AB094">
           <v:rect id="_x0000_i1029" alt="" style="width:435.25pt;height:.05pt;mso-width-percent:0;mso-height-percent:0;mso-width-percent:0;mso-height-percent:0" o:hrpct="930" o:hralign="center" o:hrstd="t" o:hr="t" fillcolor="#a0a0a0" stroked="f"/>
         </w:pict>
       </w:r>
@@ -3896,6 +3945,7 @@
           <w:b/>
           <w:bCs/>
         </w:rPr>
+        <w:lastRenderedPageBreak/>
         <w:t>AI used for this answer:</w:t>
       </w:r>
       <w:r>
@@ -3940,7 +3990,6 @@
           <w:b/>
           <w:bCs/>
         </w:rPr>
-        <w:lastRenderedPageBreak/>
         <w:t>External references (links):</w:t>
       </w:r>
       <w:r>
@@ -3962,7 +4011,7 @@
           <w:rFonts w:ascii="Century Schoolbook" w:hAnsi="Century Schoolbook"/>
           <w:noProof/>
         </w:rPr>
-        <w:pict w14:anchorId="45FD69D2">
+        <w:pict w14:anchorId="4156CB26">
           <v:rect id="_x0000_i1028" alt="" style="width:435.25pt;height:.05pt;mso-width-percent:0;mso-height-percent:0;mso-width-percent:0;mso-height-percent:0" o:hrpct="930" o:hralign="center" o:hrstd="t" o:hr="t" fillcolor="#a0a0a0" stroked="f"/>
         </w:pict>
       </w:r>
@@ -4207,7 +4256,7 @@
           <w:rFonts w:ascii="Century Schoolbook" w:hAnsi="Century Schoolbook"/>
           <w:noProof/>
         </w:rPr>
-        <w:pict w14:anchorId="6AAF8971">
+        <w:pict w14:anchorId="20FE67DD">
           <v:rect id="_x0000_i1027" alt="" style="width:435.25pt;height:.05pt;mso-width-percent:0;mso-height-percent:0;mso-width-percent:0;mso-height-percent:0" o:hrpct="930" o:hralign="center" o:hrstd="t" o:hr="t" fillcolor="#a0a0a0" stroked="f"/>
         </w:pict>
       </w:r>
@@ -4603,7 +4652,7 @@
           <w:rFonts w:ascii="Century Schoolbook" w:hAnsi="Century Schoolbook"/>
           <w:noProof/>
         </w:rPr>
-        <w:pict w14:anchorId="40E2CF4E">
+        <w:pict w14:anchorId="1B111238">
           <v:rect id="_x0000_i1026" alt="" style="width:435.25pt;height:.05pt;mso-width-percent:0;mso-height-percent:0;mso-width-percent:0;mso-height-percent:0" o:hrpct="930" o:hralign="center" o:hrstd="t" o:hr="t" fillcolor="#a0a0a0" stroked="f"/>
         </w:pict>
       </w:r>
@@ -4890,7 +4939,7 @@
           <w:rFonts w:ascii="Century Schoolbook" w:hAnsi="Century Schoolbook"/>
           <w:noProof/>
         </w:rPr>
-        <w:pict w14:anchorId="6B10ED2D">
+        <w:pict w14:anchorId="072496EE">
           <v:rect id="_x0000_i1025" alt="" style="width:435.25pt;height:.05pt;mso-width-percent:0;mso-height-percent:0;mso-width-percent:0;mso-height-percent:0" o:hrpct="930" o:hralign="center" o:hrstd="t" o:hr="t" fillcolor="#a0a0a0" stroked="f"/>
         </w:pict>
       </w:r>
@@ -8946,6 +8995,29 @@
     <w:uiPriority w:val="99"/>
     <w:rsid w:val="00B11B3A"/>
   </w:style>
+  <w:style w:type="character" w:styleId="Hyperlink">
+    <w:name w:val="Hyperlink"/>
+    <w:basedOn w:val="DefaultParagraphFont"/>
+    <w:uiPriority w:val="99"/>
+    <w:unhideWhenUsed/>
+    <w:rsid w:val="005B5894"/>
+    <w:rPr>
+      <w:color w:val="467886" w:themeColor="hyperlink"/>
+      <w:u w:val="single"/>
+    </w:rPr>
+  </w:style>
+  <w:style w:type="character" w:styleId="UnresolvedMention">
+    <w:name w:val="Unresolved Mention"/>
+    <w:basedOn w:val="DefaultParagraphFont"/>
+    <w:uiPriority w:val="99"/>
+    <w:semiHidden/>
+    <w:unhideWhenUsed/>
+    <w:rsid w:val="005B5894"/>
+    <w:rPr>
+      <w:color w:val="605E5C"/>
+      <w:shd w:val="clear" w:color="auto" w:fill="E1DFDD"/>
+    </w:rPr>
+  </w:style>
 </w:styles>
 </file>
 

--- a/DM2026-Lab1-Master-Questions.docx
+++ b/DM2026-Lab1-Master-Questions.docx
@@ -98,8 +98,8 @@
           <w:rFonts w:ascii="Century Schoolbook" w:hAnsi="Century Schoolbook"/>
           <w:noProof/>
         </w:rPr>
-        <w:pict w14:anchorId="46D2EAFE">
-          <v:rect id="_x0000_i1037" alt="" style="width:435.25pt;height:.05pt;mso-width-percent:0;mso-height-percent:0;mso-width-percent:0;mso-height-percent:0" o:hrpct="930" o:hralign="center" o:hrstd="t" o:hr="t" fillcolor="#a0a0a0" stroked="f"/>
+        <w:pict w14:anchorId="5C1D8A18">
+          <v:rect id="_x0000_i1037" alt="" style="width:419.8pt;height:.05pt;mso-width-percent:0;mso-height-percent:0;mso-width-percent:0;mso-height-percent:0" o:hrpct="897" o:hralign="center" o:hrstd="t" o:hr="t" fillcolor="#a0a0a0" stroked="f"/>
         </w:pict>
       </w:r>
     </w:p>
@@ -337,8 +337,8 @@
           <w:rFonts w:ascii="Century Schoolbook" w:hAnsi="Century Schoolbook"/>
           <w:noProof/>
         </w:rPr>
-        <w:pict w14:anchorId="7EBDDEE1">
-          <v:rect id="_x0000_i1036" alt="" style="width:435.25pt;height:.05pt;mso-width-percent:0;mso-height-percent:0;mso-width-percent:0;mso-height-percent:0" o:hrpct="930" o:hralign="center" o:hrstd="t" o:hr="t" fillcolor="#a0a0a0" stroked="f"/>
+        <w:pict w14:anchorId="5DA8E9D0">
+          <v:rect id="_x0000_i1036" alt="" style="width:419.8pt;height:.05pt;mso-width-percent:0;mso-height-percent:0;mso-width-percent:0;mso-height-percent:0" o:hrpct="897" o:hralign="center" o:hrstd="t" o:hr="t" fillcolor="#a0a0a0" stroked="f"/>
         </w:pict>
       </w:r>
     </w:p>
@@ -1303,8 +1303,8 @@
           <w:noProof/>
         </w:rPr>
         <w:lastRenderedPageBreak/>
-        <w:pict w14:anchorId="45334B4D">
-          <v:rect id="_x0000_i1035" alt="" style="width:435.25pt;height:.05pt;mso-width-percent:0;mso-height-percent:0;mso-width-percent:0;mso-height-percent:0" o:hrpct="930" o:hralign="center" o:hrstd="t" o:hr="t" fillcolor="#a0a0a0" stroked="f"/>
+        <w:pict w14:anchorId="63BAA28A">
+          <v:rect id="_x0000_i1035" alt="" style="width:419.8pt;height:.05pt;mso-width-percent:0;mso-height-percent:0;mso-width-percent:0;mso-height-percent:0" o:hrpct="897" o:hralign="center" o:hrstd="t" o:hr="t" fillcolor="#a0a0a0" stroked="f"/>
         </w:pict>
       </w:r>
     </w:p>
@@ -1517,23 +1517,7 @@
           <w:b/>
           <w:bCs/>
         </w:rPr>
-        <w:t xml:space="preserve">hen data is </w:t>
-      </w:r>
-      <w:r>
-        <w:rPr>
-          <w:rFonts w:ascii="Century Schoolbook" w:hAnsi="Century Schoolbook"/>
-          <w:b/>
-          <w:bCs/>
-        </w:rPr>
-        <w:t>mixed</w:t>
-      </w:r>
-      <w:r>
-        <w:rPr>
-          <w:rFonts w:ascii="Century Schoolbook" w:hAnsi="Century Schoolbook"/>
-          <w:b/>
-          <w:bCs/>
-        </w:rPr>
-        <w:t>, the pattern specific to a category will be "diluted" by the data of other categories.</w:t>
+        <w:t>hen data is mixed, the pattern specific to a category will be "diluted" by the data of other categories.</w:t>
       </w:r>
       <w:r>
         <w:rPr>
@@ -1708,8 +1692,8 @@
           <w:rFonts w:ascii="Century Schoolbook" w:hAnsi="Century Schoolbook"/>
           <w:noProof/>
         </w:rPr>
-        <w:pict w14:anchorId="75F4E5F2">
-          <v:rect id="_x0000_i1034" alt="" style="width:435.25pt;height:.05pt;mso-width-percent:0;mso-height-percent:0;mso-width-percent:0;mso-height-percent:0" o:hrpct="930" o:hralign="center" o:hrstd="t" o:hr="t" fillcolor="#a0a0a0" stroked="f"/>
+        <w:pict w14:anchorId="1117C282">
+          <v:rect id="_x0000_i1034" alt="" style="width:419.8pt;height:.05pt;mso-width-percent:0;mso-height-percent:0;mso-width-percent:0;mso-height-percent:0" o:hrpct="897" o:hralign="center" o:hrstd="t" o:hr="t" fillcolor="#a0a0a0" stroked="f"/>
         </w:pict>
       </w:r>
     </w:p>
@@ -2078,8 +2062,8 @@
           <w:rFonts w:ascii="Century Schoolbook" w:hAnsi="Century Schoolbook"/>
           <w:noProof/>
         </w:rPr>
-        <w:pict w14:anchorId="7FC75D0C">
-          <v:rect id="_x0000_i1033" alt="" style="width:435.25pt;height:.05pt;mso-width-percent:0;mso-height-percent:0;mso-width-percent:0;mso-height-percent:0" o:hrpct="930" o:hralign="center" o:hrstd="t" o:hr="t" fillcolor="#a0a0a0" stroked="f"/>
+        <w:pict w14:anchorId="4C1E4FE8">
+          <v:rect id="_x0000_i1033" alt="" style="width:419.8pt;height:.05pt;mso-width-percent:0;mso-height-percent:0;mso-width-percent:0;mso-height-percent:0" o:hrpct="897" o:hralign="center" o:hrstd="t" o:hr="t" fillcolor="#a0a0a0" stroked="f"/>
         </w:pict>
       </w:r>
     </w:p>
@@ -2224,6 +2208,8 @@
         <w:jc w:val="both"/>
         <w:rPr>
           <w:rFonts w:ascii="Century Schoolbook" w:hAnsi="Century Schoolbook"/>
+          <w:b/>
+          <w:bCs/>
         </w:rPr>
       </w:pPr>
       <w:r>
@@ -2234,6 +2220,36 @@
         </w:rPr>
         <w:t>Answer:</w:t>
       </w:r>
+      <w:r>
+        <w:rPr>
+          <w:rFonts w:ascii="Century Schoolbook" w:hAnsi="Century Schoolbook"/>
+          <w:b/>
+          <w:bCs/>
+        </w:rPr>
+        <w:t xml:space="preserve"> (1) Not really, there is little bit different from original category. In fact, with probability</w:t>
+      </w:r>
+      <w:r>
+        <w:rPr>
+          <w:rFonts w:ascii="Century Schoolbook" w:hAnsi="Century Schoolbook"/>
+          <w:b/>
+          <w:bCs/>
+        </w:rPr>
+        <w:t>, we know that they are exactly same if and only if the size of category(n) approach to infinity.</w:t>
+      </w:r>
+    </w:p>
+    <w:p>
+      <w:pPr>
+        <w:jc w:val="both"/>
+        <w:rPr>
+          <w:rFonts w:ascii="Century Schoolbook" w:hAnsi="Century Schoolbook"/>
+        </w:rPr>
+      </w:pPr>
+      <w:r>
+        <w:rPr>
+          <w:rFonts w:ascii="Century Schoolbook" w:hAnsi="Century Schoolbook"/>
+        </w:rPr>
+        <w:t xml:space="preserve">(2) Sampling data on a highly imbalanced datasets may cause distinct error from original category, and which decided by size of sampling data. </w:t>
+      </w:r>
     </w:p>
     <w:p>
       <w:pPr>
@@ -2254,7 +2270,7 @@
         <w:rPr>
           <w:rFonts w:ascii="Century Schoolbook" w:hAnsi="Century Schoolbook"/>
         </w:rPr>
-        <w:t xml:space="preserve"> Yes / No </w:t>
+        <w:t xml:space="preserve"> No </w:t>
       </w:r>
     </w:p>
     <w:p>
@@ -2313,8 +2329,8 @@
           <w:rFonts w:ascii="Century Schoolbook" w:hAnsi="Century Schoolbook"/>
           <w:noProof/>
         </w:rPr>
-        <w:pict w14:anchorId="1D8D8957">
-          <v:rect id="_x0000_i1032" alt="" style="width:435.25pt;height:.05pt;mso-width-percent:0;mso-height-percent:0;mso-width-percent:0;mso-height-percent:0" o:hrpct="930" o:hralign="center" o:hrstd="t" o:hr="t" fillcolor="#a0a0a0" stroked="f"/>
+        <w:pict w14:anchorId="4A9DEAA3">
+          <v:rect id="_x0000_i1032" alt="" style="width:419.8pt;height:.05pt;mso-width-percent:0;mso-height-percent:0;mso-width-percent:0;mso-height-percent:0" o:hrpct="897" o:hralign="center" o:hrstd="t" o:hr="t" fillcolor="#a0a0a0" stroked="f"/>
         </w:pict>
       </w:r>
     </w:p>
@@ -2531,6 +2547,22 @@
         </w:rPr>
         <w:t>Answer:</w:t>
       </w:r>
+      <w:r>
+        <w:rPr>
+          <w:rFonts w:ascii="Century Schoolbook" w:hAnsi="Century Schoolbook"/>
+          <w:b/>
+          <w:bCs/>
+        </w:rPr>
+        <w:t xml:space="preserve"> 35482, 35788 (1) The total number of features increase. (2) </w:t>
+      </w:r>
+      <w:r>
+        <w:rPr>
+          <w:rFonts w:ascii="Century Schoolbook" w:hAnsi="Century Schoolbook"/>
+          <w:b/>
+          <w:bCs/>
+        </w:rPr>
+        <w:t xml:space="preserve">The sparsity will slightly decrease. </w:t>
+      </w:r>
     </w:p>
     <w:p>
       <w:pPr>
@@ -2551,22 +2583,23 @@
         <w:rPr>
           <w:rFonts w:ascii="Century Schoolbook" w:hAnsi="Century Schoolbook"/>
         </w:rPr>
-        <w:t xml:space="preserve"> Yes / No </w:t>
-      </w:r>
-    </w:p>
-    <w:p>
-      <w:pPr>
-        <w:jc w:val="both"/>
-        <w:rPr>
-          <w:rFonts w:ascii="Century Schoolbook" w:hAnsi="Century Schoolbook"/>
-        </w:rPr>
-      </w:pPr>
-      <w:r>
-        <w:rPr>
-          <w:rFonts w:ascii="Century Schoolbook" w:hAnsi="Century Schoolbook"/>
-          <w:b/>
-          <w:bCs/>
-        </w:rPr>
+        <w:t xml:space="preserve"> Yes </w:t>
+      </w:r>
+    </w:p>
+    <w:p>
+      <w:pPr>
+        <w:jc w:val="both"/>
+        <w:rPr>
+          <w:rFonts w:ascii="Century Schoolbook" w:hAnsi="Century Schoolbook"/>
+        </w:rPr>
+      </w:pPr>
+      <w:r>
+        <w:rPr>
+          <w:rFonts w:ascii="Century Schoolbook" w:hAnsi="Century Schoolbook"/>
+          <w:b/>
+          <w:bCs/>
+        </w:rPr>
+        <w:lastRenderedPageBreak/>
         <w:t>If yes, how:</w:t>
       </w:r>
       <w:r>
@@ -2575,6 +2608,12 @@
         </w:rPr>
         <w:t xml:space="preserve"> </w:t>
       </w:r>
+      <w:r>
+        <w:rPr>
+          <w:rFonts w:ascii="Century Schoolbook" w:hAnsi="Century Schoolbook"/>
+        </w:rPr>
+        <w:t xml:space="preserve">Describe the definition of sparsity. (Gemini) </w:t>
+      </w:r>
     </w:p>
     <w:p>
       <w:pPr>
@@ -2658,8 +2697,8 @@
           <w:rFonts w:ascii="Century Schoolbook" w:hAnsi="Century Schoolbook"/>
           <w:noProof/>
         </w:rPr>
-        <w:pict w14:anchorId="339B5D9D">
-          <v:rect id="_x0000_i1031" alt="" style="width:435.25pt;height:.05pt;mso-width-percent:0;mso-height-percent:0;mso-width-percent:0;mso-height-percent:0" o:hrpct="930" o:hralign="center" o:hrstd="t" o:hr="t" fillcolor="#a0a0a0" stroked="f"/>
+        <w:pict w14:anchorId="5E058F75">
+          <v:rect id="_x0000_i1031" alt="" style="width:419.8pt;height:.05pt;mso-width-percent:0;mso-height-percent:0;mso-width-percent:0;mso-height-percent:0" o:hrpct="897" o:hralign="center" o:hrstd="t" o:hr="t" fillcolor="#a0a0a0" stroked="f"/>
         </w:pict>
       </w:r>
     </w:p>
@@ -2891,7 +2930,7 @@
         <w:tblLook w:val="04A0" w:firstRow="1" w:lastRow="0" w:firstColumn="1" w:lastColumn="0" w:noHBand="0" w:noVBand="1"/>
       </w:tblPr>
       <w:tblGrid>
-        <w:gridCol w:w="1245"/>
+        <w:gridCol w:w="2353"/>
         <w:gridCol w:w="4307"/>
       </w:tblGrid>
       <w:tr>
@@ -2901,7 +2940,7 @@
         </w:trPr>
         <w:tc>
           <w:tcPr>
-            <w:tcW w:w="0" w:type="auto"/>
+            <w:tcW w:w="2308" w:type="dxa"/>
             <w:vAlign w:val="center"/>
             <w:hideMark/>
           </w:tcPr>
@@ -2956,7 +2995,7 @@
         </w:trPr>
         <w:tc>
           <w:tcPr>
-            <w:tcW w:w="0" w:type="auto"/>
+            <w:tcW w:w="2308" w:type="dxa"/>
             <w:vAlign w:val="center"/>
             <w:hideMark/>
           </w:tcPr>
@@ -2988,6 +3027,12 @@
                 <w:rFonts w:ascii="Century Schoolbook" w:hAnsi="Century Schoolbook"/>
               </w:rPr>
             </w:pPr>
+            <w:r>
+              <w:rPr>
+                <w:rFonts w:ascii="Century Schoolbook" w:hAnsi="Century Schoolbook"/>
+              </w:rPr>
+              <w:t xml:space="preserve">35482 </w:t>
+            </w:r>
           </w:p>
         </w:tc>
       </w:tr>
@@ -2997,7 +3042,7 @@
         </w:trPr>
         <w:tc>
           <w:tcPr>
-            <w:tcW w:w="0" w:type="auto"/>
+            <w:tcW w:w="2308" w:type="dxa"/>
             <w:vAlign w:val="center"/>
             <w:hideMark/>
           </w:tcPr>
@@ -3029,6 +3074,12 @@
                 <w:rFonts w:ascii="Century Schoolbook" w:hAnsi="Century Schoolbook"/>
               </w:rPr>
             </w:pPr>
+            <w:r>
+              <w:rPr>
+                <w:rFonts w:ascii="Century Schoolbook" w:hAnsi="Century Schoolbook"/>
+              </w:rPr>
+              <w:t>5089</w:t>
+            </w:r>
           </w:p>
         </w:tc>
       </w:tr>
@@ -3038,7 +3089,7 @@
         </w:trPr>
         <w:tc>
           <w:tcPr>
-            <w:tcW w:w="0" w:type="auto"/>
+            <w:tcW w:w="2308" w:type="dxa"/>
             <w:vAlign w:val="center"/>
             <w:hideMark/>
           </w:tcPr>
@@ -3070,6 +3121,130 @@
                 <w:rFonts w:ascii="Century Schoolbook" w:hAnsi="Century Schoolbook"/>
               </w:rPr>
             </w:pPr>
+            <w:r>
+              <w:rPr>
+                <w:rFonts w:ascii="Century Schoolbook" w:hAnsi="Century Schoolbook"/>
+              </w:rPr>
+              <w:t>1491</w:t>
+            </w:r>
+          </w:p>
+          <w:p>
+            <w:pPr>
+              <w:jc w:val="both"/>
+              <w:rPr>
+                <w:rFonts w:ascii="Century Schoolbook" w:hAnsi="Century Schoolbook"/>
+              </w:rPr>
+            </w:pPr>
+          </w:p>
+          <w:p>
+            <w:pPr>
+              <w:jc w:val="both"/>
+              <w:rPr>
+                <w:rFonts w:ascii="Century Schoolbook" w:hAnsi="Century Schoolbook"/>
+              </w:rPr>
+            </w:pPr>
+          </w:p>
+        </w:tc>
+      </w:tr>
+      <w:tr>
+        <w:trPr>
+          <w:tblCellSpacing w:w="15" w:type="dxa"/>
+        </w:trPr>
+        <w:tc>
+          <w:tcPr>
+            <w:tcW w:w="2308" w:type="dxa"/>
+            <w:vAlign w:val="center"/>
+          </w:tcPr>
+          <w:p>
+            <w:pPr>
+              <w:jc w:val="both"/>
+              <w:rPr>
+                <w:rFonts w:ascii="Century Schoolbook" w:hAnsi="Century Schoolbook"/>
+              </w:rPr>
+            </w:pPr>
+            <w:r>
+              <w:rPr>
+                <w:rFonts w:ascii="Century Schoolbook" w:hAnsi="Century Schoolbook"/>
+              </w:rPr>
+              <w:t>(2) number of words with nearly equal in each document.</w:t>
+            </w:r>
+          </w:p>
+          <w:p>
+            <w:pPr>
+              <w:jc w:val="both"/>
+              <w:rPr>
+                <w:rFonts w:ascii="Century Schoolbook" w:hAnsi="Century Schoolbook" w:hint="eastAsia"/>
+              </w:rPr>
+            </w:pPr>
+            <w:r>
+              <w:rPr>
+                <w:rFonts w:ascii="Century Schoolbook" w:hAnsi="Century Schoolbook"/>
+              </w:rPr>
+              <w:t>(3)</w:t>
+            </w:r>
+            <w:r>
+              <w:rPr>
+                <w:rFonts w:ascii="Century Schoolbook" w:hAnsi="Century Schoolbook"/>
+              </w:rPr>
+              <w:t>Near-zero variance</w:t>
+            </w:r>
+            <w:r>
+              <w:rPr>
+                <w:rFonts w:ascii="Century Schoolbook" w:hAnsi="Century Schoolbook" w:hint="eastAsia"/>
+              </w:rPr>
+              <w:t xml:space="preserve"> </w:t>
+            </w:r>
+            <w:r>
+              <w:rPr>
+                <w:rFonts w:ascii="Century Schoolbook" w:hAnsi="Century Schoolbook"/>
+              </w:rPr>
+              <w:t>features take on the same</w:t>
+            </w:r>
+            <w:r>
+              <w:rPr>
+                <w:rFonts w:ascii="Century Schoolbook" w:hAnsi="Century Schoolbook" w:hint="eastAsia"/>
+              </w:rPr>
+              <w:t xml:space="preserve"> </w:t>
+            </w:r>
+            <w:r>
+              <w:rPr>
+                <w:rFonts w:ascii="Century Schoolbook" w:hAnsi="Century Schoolbook"/>
+              </w:rPr>
+              <w:t xml:space="preserve">value across almost all samples; they fail to distinguish between samples and </w:t>
+            </w:r>
+            <w:r>
+              <w:rPr>
+                <w:rFonts w:ascii="Century Schoolbook" w:hAnsi="Century Schoolbook"/>
+              </w:rPr>
+              <w:lastRenderedPageBreak/>
+              <w:t>contain virtually no information regarding the</w:t>
+            </w:r>
+            <w:r>
+              <w:rPr>
+                <w:rFonts w:ascii="Century Schoolbook" w:hAnsi="Century Schoolbook" w:hint="eastAsia"/>
+              </w:rPr>
+              <w:t xml:space="preserve"> </w:t>
+            </w:r>
+            <w:r>
+              <w:rPr>
+                <w:rFonts w:ascii="Century Schoolbook" w:hAnsi="Century Schoolbook"/>
+              </w:rPr>
+              <w:t>target labels. Consequently, removing them can significantly reduce dimensionality with almost no loss in predictive power.</w:t>
+            </w:r>
+          </w:p>
+        </w:tc>
+        <w:tc>
+          <w:tcPr>
+            <w:tcW w:w="0" w:type="auto"/>
+            <w:vAlign w:val="center"/>
+          </w:tcPr>
+          <w:p>
+            <w:pPr>
+              <w:jc w:val="both"/>
+              <w:rPr>
+                <w:rFonts w:ascii="Century Schoolbook" w:hAnsi="Century Schoolbook" w:hint="eastAsia"/>
+              </w:rPr>
+            </w:pPr>
           </w:p>
         </w:tc>
       </w:tr>
@@ -3093,7 +3268,7 @@
         <w:rPr>
           <w:rFonts w:ascii="Century Schoolbook" w:hAnsi="Century Schoolbook"/>
         </w:rPr>
-        <w:t xml:space="preserve"> Yes / No </w:t>
+        <w:t xml:space="preserve"> Yes </w:t>
       </w:r>
     </w:p>
     <w:p>
@@ -3117,6 +3292,30 @@
         </w:rPr>
         <w:t xml:space="preserve"> </w:t>
       </w:r>
+      <w:r>
+        <w:rPr>
+          <w:rFonts w:ascii="Century Schoolbook" w:hAnsi="Century Schoolbook" w:hint="eastAsia"/>
+        </w:rPr>
+        <w:t xml:space="preserve"> </w:t>
+      </w:r>
+      <w:r>
+        <w:rPr>
+          <w:rFonts w:ascii="Century Schoolbook" w:hAnsi="Century Schoolbook"/>
+        </w:rPr>
+        <w:t xml:space="preserve">describe </w:t>
+      </w:r>
+      <w:r>
+        <w:rPr>
+          <w:rFonts w:ascii="Century Schoolbook" w:hAnsi="Century Schoolbook"/>
+        </w:rPr>
+        <w:t>eliminating near-zero variance features</w:t>
+      </w:r>
+      <w:r>
+        <w:rPr>
+          <w:rFonts w:ascii="Century Schoolbook" w:hAnsi="Century Schoolbook"/>
+        </w:rPr>
+        <w:t>. (gemini)</w:t>
+      </w:r>
     </w:p>
     <w:p>
       <w:pPr>
@@ -3256,8 +3455,8 @@
           <w:rFonts w:ascii="Century Schoolbook" w:hAnsi="Century Schoolbook"/>
           <w:noProof/>
         </w:rPr>
-        <w:pict w14:anchorId="05D9487E">
-          <v:rect id="_x0000_i1030" alt="" style="width:435.25pt;height:.05pt;mso-width-percent:0;mso-height-percent:0;mso-width-percent:0;mso-height-percent:0" o:hrpct="930" o:hralign="center" o:hrstd="t" o:hr="t" fillcolor="#a0a0a0" stroked="f"/>
+        <w:pict w14:anchorId="20EE352E">
+          <v:rect id="_x0000_i1030" alt="" style="width:419.8pt;height:.05pt;mso-width-percent:0;mso-height-percent:0;mso-width-percent:0;mso-height-percent:0" o:hrpct="897" o:hralign="center" o:hrstd="t" o:hr="t" fillcolor="#a0a0a0" stroked="f"/>
         </w:pict>
       </w:r>
     </w:p>
@@ -3430,6 +3629,7 @@
         <w:rPr>
           <w:rFonts w:ascii="Century Schoolbook" w:hAnsi="Century Schoolbook"/>
         </w:rPr>
+        <w:lastRenderedPageBreak/>
         <w:t xml:space="preserve">What is the mathematical difference in what </w:t>
       </w:r>
       <w:r>
@@ -3602,8 +3802,8 @@
           <w:rFonts w:ascii="Century Schoolbook" w:hAnsi="Century Schoolbook"/>
           <w:noProof/>
         </w:rPr>
-        <w:pict w14:anchorId="719AB094">
-          <v:rect id="_x0000_i1029" alt="" style="width:435.25pt;height:.05pt;mso-width-percent:0;mso-height-percent:0;mso-width-percent:0;mso-height-percent:0" o:hrpct="930" o:hralign="center" o:hrstd="t" o:hr="t" fillcolor="#a0a0a0" stroked="f"/>
+        <w:pict w14:anchorId="2CBB9ACC">
+          <v:rect id="_x0000_i1029" alt="" style="width:419.8pt;height:.05pt;mso-width-percent:0;mso-height-percent:0;mso-width-percent:0;mso-height-percent:0" o:hrpct="897" o:hralign="center" o:hrstd="t" o:hr="t" fillcolor="#a0a0a0" stroked="f"/>
         </w:pict>
       </w:r>
     </w:p>
@@ -3945,7 +4145,6 @@
           <w:b/>
           <w:bCs/>
         </w:rPr>
-        <w:lastRenderedPageBreak/>
         <w:t>AI used for this answer:</w:t>
       </w:r>
       <w:r>
@@ -4011,8 +4210,8 @@
           <w:rFonts w:ascii="Century Schoolbook" w:hAnsi="Century Schoolbook"/>
           <w:noProof/>
         </w:rPr>
-        <w:pict w14:anchorId="4156CB26">
-          <v:rect id="_x0000_i1028" alt="" style="width:435.25pt;height:.05pt;mso-width-percent:0;mso-height-percent:0;mso-width-percent:0;mso-height-percent:0" o:hrpct="930" o:hralign="center" o:hrstd="t" o:hr="t" fillcolor="#a0a0a0" stroked="f"/>
+        <w:pict w14:anchorId="699F16B3">
+          <v:rect id="_x0000_i1028" alt="" style="width:419.8pt;height:.05pt;mso-width-percent:0;mso-height-percent:0;mso-width-percent:0;mso-height-percent:0" o:hrpct="897" o:hralign="center" o:hrstd="t" o:hr="t" fillcolor="#a0a0a0" stroked="f"/>
         </w:pict>
       </w:r>
     </w:p>
@@ -4159,6 +4358,7 @@
         <w:rPr>
           <w:rFonts w:ascii="Century Schoolbook" w:hAnsi="Century Schoolbook"/>
         </w:rPr>
+        <w:lastRenderedPageBreak/>
         <w:t>What specific category of data mining algorithms (referenced in the helper files) must be applied first?</w:t>
       </w:r>
     </w:p>
@@ -4256,8 +4456,8 @@
           <w:rFonts w:ascii="Century Schoolbook" w:hAnsi="Century Schoolbook"/>
           <w:noProof/>
         </w:rPr>
-        <w:pict w14:anchorId="20FE67DD">
-          <v:rect id="_x0000_i1027" alt="" style="width:435.25pt;height:.05pt;mso-width-percent:0;mso-height-percent:0;mso-width-percent:0;mso-height-percent:0" o:hrpct="930" o:hralign="center" o:hrstd="t" o:hr="t" fillcolor="#a0a0a0" stroked="f"/>
+        <w:pict w14:anchorId="53B61053">
+          <v:rect id="_x0000_i1027" alt="" style="width:419.8pt;height:.05pt;mso-width-percent:0;mso-height-percent:0;mso-width-percent:0;mso-height-percent:0" o:hrpct="897" o:hralign="center" o:hrstd="t" o:hr="t" fillcolor="#a0a0a0" stroked="f"/>
         </w:pict>
       </w:r>
     </w:p>
@@ -4652,8 +4852,8 @@
           <w:rFonts w:ascii="Century Schoolbook" w:hAnsi="Century Schoolbook"/>
           <w:noProof/>
         </w:rPr>
-        <w:pict w14:anchorId="1B111238">
-          <v:rect id="_x0000_i1026" alt="" style="width:435.25pt;height:.05pt;mso-width-percent:0;mso-height-percent:0;mso-width-percent:0;mso-height-percent:0" o:hrpct="930" o:hralign="center" o:hrstd="t" o:hr="t" fillcolor="#a0a0a0" stroked="f"/>
+        <w:pict w14:anchorId="1AC24F8E">
+          <v:rect id="_x0000_i1026" alt="" style="width:419.8pt;height:.05pt;mso-width-percent:0;mso-height-percent:0;mso-width-percent:0;mso-height-percent:0" o:hrpct="897" o:hralign="center" o:hrstd="t" o:hr="t" fillcolor="#a0a0a0" stroked="f"/>
         </w:pict>
       </w:r>
     </w:p>
@@ -4781,6 +4981,7 @@
         <w:rPr>
           <w:rFonts w:ascii="Century Schoolbook" w:hAnsi="Century Schoolbook"/>
         </w:rPr>
+        <w:lastRenderedPageBreak/>
         <w:t>How many binary columns are created to represent the 4 categories?</w:t>
       </w:r>
     </w:p>
@@ -4939,8 +5140,8 @@
           <w:rFonts w:ascii="Century Schoolbook" w:hAnsi="Century Schoolbook"/>
           <w:noProof/>
         </w:rPr>
-        <w:pict w14:anchorId="072496EE">
-          <v:rect id="_x0000_i1025" alt="" style="width:435.25pt;height:.05pt;mso-width-percent:0;mso-height-percent:0;mso-width-percent:0;mso-height-percent:0" o:hrpct="930" o:hralign="center" o:hrstd="t" o:hr="t" fillcolor="#a0a0a0" stroked="f"/>
+        <w:pict w14:anchorId="6AC23CCD">
+          <v:rect id="_x0000_i1025" alt="" style="width:419.8pt;height:.05pt;mso-width-percent:0;mso-height-percent:0;mso-width-percent:0;mso-height-percent:0" o:hrpct="897" o:hralign="center" o:hrstd="t" o:hr="t" fillcolor="#a0a0a0" stroked="f"/>
         </w:pict>
       </w:r>
     </w:p>

--- a/DM2026-Lab1-Master-Questions.docx
+++ b/DM2026-Lab1-Master-Questions.docx
@@ -98,8 +98,8 @@
           <w:rFonts w:ascii="Century Schoolbook" w:hAnsi="Century Schoolbook"/>
           <w:noProof/>
         </w:rPr>
-        <w:pict w14:anchorId="5C1D8A18">
-          <v:rect id="_x0000_i1037" alt="" style="width:419.8pt;height:.05pt;mso-width-percent:0;mso-height-percent:0;mso-width-percent:0;mso-height-percent:0" o:hrpct="897" o:hralign="center" o:hrstd="t" o:hr="t" fillcolor="#a0a0a0" stroked="f"/>
+        <w:pict w14:anchorId="4CF51639">
+          <v:rect id="_x0000_i1037" alt="" style="width:404.8pt;height:.05pt;mso-width-percent:0;mso-height-percent:0;mso-width-percent:0;mso-height-percent:0" o:hrpct="865" o:hralign="center" o:hrstd="t" o:hr="t" fillcolor="#a0a0a0" stroked="f"/>
         </w:pict>
       </w:r>
     </w:p>
@@ -337,8 +337,8 @@
           <w:rFonts w:ascii="Century Schoolbook" w:hAnsi="Century Schoolbook"/>
           <w:noProof/>
         </w:rPr>
-        <w:pict w14:anchorId="5DA8E9D0">
-          <v:rect id="_x0000_i1036" alt="" style="width:419.8pt;height:.05pt;mso-width-percent:0;mso-height-percent:0;mso-width-percent:0;mso-height-percent:0" o:hrpct="897" o:hralign="center" o:hrstd="t" o:hr="t" fillcolor="#a0a0a0" stroked="f"/>
+        <w:pict w14:anchorId="516CB6ED">
+          <v:rect id="_x0000_i1036" alt="" style="width:404.8pt;height:.05pt;mso-width-percent:0;mso-height-percent:0;mso-width-percent:0;mso-height-percent:0" o:hrpct="865" o:hralign="center" o:hrstd="t" o:hr="t" fillcolor="#a0a0a0" stroked="f"/>
         </w:pict>
       </w:r>
     </w:p>
@@ -1303,8 +1303,8 @@
           <w:noProof/>
         </w:rPr>
         <w:lastRenderedPageBreak/>
-        <w:pict w14:anchorId="63BAA28A">
-          <v:rect id="_x0000_i1035" alt="" style="width:419.8pt;height:.05pt;mso-width-percent:0;mso-height-percent:0;mso-width-percent:0;mso-height-percent:0" o:hrpct="897" o:hralign="center" o:hrstd="t" o:hr="t" fillcolor="#a0a0a0" stroked="f"/>
+        <w:pict w14:anchorId="0E25036A">
+          <v:rect id="_x0000_i1035" alt="" style="width:404.8pt;height:.05pt;mso-width-percent:0;mso-height-percent:0;mso-width-percent:0;mso-height-percent:0" o:hrpct="865" o:hralign="center" o:hrstd="t" o:hr="t" fillcolor="#a0a0a0" stroked="f"/>
         </w:pict>
       </w:r>
     </w:p>
@@ -1692,8 +1692,8 @@
           <w:rFonts w:ascii="Century Schoolbook" w:hAnsi="Century Schoolbook"/>
           <w:noProof/>
         </w:rPr>
-        <w:pict w14:anchorId="1117C282">
-          <v:rect id="_x0000_i1034" alt="" style="width:419.8pt;height:.05pt;mso-width-percent:0;mso-height-percent:0;mso-width-percent:0;mso-height-percent:0" o:hrpct="897" o:hralign="center" o:hrstd="t" o:hr="t" fillcolor="#a0a0a0" stroked="f"/>
+        <w:pict w14:anchorId="4A67BC70">
+          <v:rect id="_x0000_i1034" alt="" style="width:404.8pt;height:.05pt;mso-width-percent:0;mso-height-percent:0;mso-width-percent:0;mso-height-percent:0" o:hrpct="865" o:hralign="center" o:hrstd="t" o:hr="t" fillcolor="#a0a0a0" stroked="f"/>
         </w:pict>
       </w:r>
     </w:p>
@@ -2062,8 +2062,8 @@
           <w:rFonts w:ascii="Century Schoolbook" w:hAnsi="Century Schoolbook"/>
           <w:noProof/>
         </w:rPr>
-        <w:pict w14:anchorId="4C1E4FE8">
-          <v:rect id="_x0000_i1033" alt="" style="width:419.8pt;height:.05pt;mso-width-percent:0;mso-height-percent:0;mso-width-percent:0;mso-height-percent:0" o:hrpct="897" o:hralign="center" o:hrstd="t" o:hr="t" fillcolor="#a0a0a0" stroked="f"/>
+        <w:pict w14:anchorId="7D76BC22">
+          <v:rect id="_x0000_i1033" alt="" style="width:404.8pt;height:.05pt;mso-width-percent:0;mso-height-percent:0;mso-width-percent:0;mso-height-percent:0" o:hrpct="865" o:hralign="center" o:hrstd="t" o:hr="t" fillcolor="#a0a0a0" stroked="f"/>
         </w:pict>
       </w:r>
     </w:p>
@@ -2329,8 +2329,8 @@
           <w:rFonts w:ascii="Century Schoolbook" w:hAnsi="Century Schoolbook"/>
           <w:noProof/>
         </w:rPr>
-        <w:pict w14:anchorId="4A9DEAA3">
-          <v:rect id="_x0000_i1032" alt="" style="width:419.8pt;height:.05pt;mso-width-percent:0;mso-height-percent:0;mso-width-percent:0;mso-height-percent:0" o:hrpct="897" o:hralign="center" o:hrstd="t" o:hr="t" fillcolor="#a0a0a0" stroked="f"/>
+        <w:pict w14:anchorId="6B3DE390">
+          <v:rect id="_x0000_i1032" alt="" style="width:404.8pt;height:.05pt;mso-width-percent:0;mso-height-percent:0;mso-width-percent:0;mso-height-percent:0" o:hrpct="865" o:hralign="center" o:hrstd="t" o:hr="t" fillcolor="#a0a0a0" stroked="f"/>
         </w:pict>
       </w:r>
     </w:p>
@@ -2697,8 +2697,8 @@
           <w:rFonts w:ascii="Century Schoolbook" w:hAnsi="Century Schoolbook"/>
           <w:noProof/>
         </w:rPr>
-        <w:pict w14:anchorId="5E058F75">
-          <v:rect id="_x0000_i1031" alt="" style="width:419.8pt;height:.05pt;mso-width-percent:0;mso-height-percent:0;mso-width-percent:0;mso-height-percent:0" o:hrpct="897" o:hralign="center" o:hrstd="t" o:hr="t" fillcolor="#a0a0a0" stroked="f"/>
+        <w:pict w14:anchorId="5E3D73C5">
+          <v:rect id="_x0000_i1031" alt="" style="width:404.8pt;height:.05pt;mso-width-percent:0;mso-height-percent:0;mso-width-percent:0;mso-height-percent:0" o:hrpct="865" o:hralign="center" o:hrstd="t" o:hr="t" fillcolor="#a0a0a0" stroked="f"/>
         </w:pict>
       </w:r>
     </w:p>
@@ -3173,7 +3173,7 @@
             <w:pPr>
               <w:jc w:val="both"/>
               <w:rPr>
-                <w:rFonts w:ascii="Century Schoolbook" w:hAnsi="Century Schoolbook" w:hint="eastAsia"/>
+                <w:rFonts w:ascii="Century Schoolbook" w:hAnsi="Century Schoolbook"/>
               </w:rPr>
             </w:pPr>
             <w:r>
@@ -3242,7 +3242,7 @@
             <w:pPr>
               <w:jc w:val="both"/>
               <w:rPr>
-                <w:rFonts w:ascii="Century Schoolbook" w:hAnsi="Century Schoolbook" w:hint="eastAsia"/>
+                <w:rFonts w:ascii="Century Schoolbook" w:hAnsi="Century Schoolbook"/>
               </w:rPr>
             </w:pPr>
           </w:p>
@@ -3455,8 +3455,8 @@
           <w:rFonts w:ascii="Century Schoolbook" w:hAnsi="Century Schoolbook"/>
           <w:noProof/>
         </w:rPr>
-        <w:pict w14:anchorId="20EE352E">
-          <v:rect id="_x0000_i1030" alt="" style="width:419.8pt;height:.05pt;mso-width-percent:0;mso-height-percent:0;mso-width-percent:0;mso-height-percent:0" o:hrpct="897" o:hralign="center" o:hrstd="t" o:hr="t" fillcolor="#a0a0a0" stroked="f"/>
+        <w:pict w14:anchorId="5D5A499F">
+          <v:rect id="_x0000_i1030" alt="" style="width:404.8pt;height:.05pt;mso-width-percent:0;mso-height-percent:0;mso-width-percent:0;mso-height-percent:0" o:hrpct="865" o:hralign="center" o:hrstd="t" o:hr="t" fillcolor="#a0a0a0" stroked="f"/>
         </w:pict>
       </w:r>
     </w:p>
@@ -3713,15 +3713,123 @@
         <w:jc w:val="both"/>
         <w:rPr>
           <w:rFonts w:ascii="Century Schoolbook" w:hAnsi="Century Schoolbook"/>
-        </w:rPr>
-      </w:pPr>
-      <w:r>
-        <w:rPr>
-          <w:rFonts w:ascii="Century Schoolbook" w:hAnsi="Century Schoolbook"/>
-          <w:b/>
-          <w:bCs/>
-        </w:rPr>
-        <w:t>Answer:</w:t>
+          <w:b/>
+          <w:bCs/>
+        </w:rPr>
+      </w:pPr>
+      <w:r>
+        <w:rPr>
+          <w:rFonts w:ascii="Century Schoolbook" w:hAnsi="Century Schoolbook"/>
+          <w:b/>
+          <w:bCs/>
+        </w:rPr>
+        <w:t>Answer</w:t>
+      </w:r>
+      <w:r>
+        <w:rPr>
+          <w:rFonts w:ascii="Century Schoolbook" w:hAnsi="Century Schoolbook"/>
+          <w:b/>
+          <w:bCs/>
+        </w:rPr>
+        <w:t>: (1) Top-correlated words generic domain-specific terminology for graphics instead of stop.</w:t>
+      </w:r>
+    </w:p>
+    <w:p>
+      <w:pPr>
+        <w:jc w:val="both"/>
+        <w:rPr>
+          <w:rFonts w:ascii="Century Schoolbook" w:hAnsi="Century Schoolbook"/>
+          <w:b/>
+          <w:bCs/>
+        </w:rPr>
+      </w:pPr>
+      <w:r>
+        <w:rPr>
+          <w:rFonts w:ascii="Century Schoolbook" w:hAnsi="Century Schoolbook"/>
+          <w:b/>
+          <w:bCs/>
+        </w:rPr>
+        <w:t xml:space="preserve">(2) Pearson correlation measures data by original values. Instead, Spearman rank </w:t>
+      </w:r>
+      <w:r>
+        <w:rPr>
+          <w:rFonts w:ascii="Century Schoolbook" w:hAnsi="Century Schoolbook"/>
+          <w:b/>
+          <w:bCs/>
+        </w:rPr>
+        <w:t xml:space="preserve">correlation converts original values to rank and measure. </w:t>
+      </w:r>
+    </w:p>
+    <w:p>
+      <w:pPr>
+        <w:jc w:val="both"/>
+        <w:rPr>
+          <w:rFonts w:ascii="Century Schoolbook" w:hAnsi="Century Schoolbook" w:hint="eastAsia"/>
+        </w:rPr>
+      </w:pPr>
+      <w:r>
+        <w:rPr>
+          <w:rFonts w:ascii="Century Schoolbook" w:hAnsi="Century Schoolbook"/>
+          <w:b/>
+          <w:bCs/>
+        </w:rPr>
+        <w:t>(3)</w:t>
+      </w:r>
+      <w:r>
+        <w:rPr>
+          <w:rFonts w:ascii="Century Schoolbook" w:hAnsi="Century Schoolbook"/>
+          <w:b/>
+          <w:bCs/>
+        </w:rPr>
+        <w:t xml:space="preserve"> </w:t>
+      </w:r>
+      <w:r>
+        <w:rPr>
+          <w:rFonts w:ascii="Century Schoolbook" w:hAnsi="Century Schoolbook"/>
+          <w:b/>
+          <w:bCs/>
+        </w:rPr>
+        <w:t xml:space="preserve">A certain term appears consistently across many </w:t>
+      </w:r>
+      <w:r>
+        <w:rPr>
+          <w:rFonts w:ascii="Century Schoolbook" w:hAnsi="Century Schoolbook"/>
+          <w:b/>
+          <w:bCs/>
+        </w:rPr>
+        <w:t>topic files</w:t>
+      </w:r>
+      <w:r>
+        <w:rPr>
+          <w:rFonts w:ascii="Century Schoolbook" w:hAnsi="Century Schoolbook" w:hint="eastAsia"/>
+          <w:b/>
+          <w:bCs/>
+        </w:rPr>
+        <w:t>,</w:t>
+      </w:r>
+      <w:r>
+        <w:rPr>
+          <w:rFonts w:ascii="Century Schoolbook" w:hAnsi="Century Schoolbook"/>
+          <w:b/>
+          <w:bCs/>
+        </w:rPr>
+        <w:t xml:space="preserve"> though only a few times in each; meanwhile, a small number of non-</w:t>
+      </w:r>
+      <w:r>
+        <w:rPr>
+          <w:rFonts w:ascii="Century Schoolbook" w:hAnsi="Century Schoolbook"/>
+          <w:b/>
+          <w:bCs/>
+        </w:rPr>
+        <w:t>topic</w:t>
+      </w:r>
+      <w:r>
+        <w:rPr>
+          <w:rFonts w:ascii="Century Schoolbook" w:hAnsi="Century Schoolbook"/>
+          <w:b/>
+          <w:bCs/>
+        </w:rPr>
+        <w:t xml:space="preserve"> files contain this same term repeated a great many times.</w:t>
       </w:r>
     </w:p>
     <w:p>
@@ -3743,7 +3851,7 @@
         <w:rPr>
           <w:rFonts w:ascii="Century Schoolbook" w:hAnsi="Century Schoolbook"/>
         </w:rPr>
-        <w:t xml:space="preserve"> Yes / No </w:t>
+        <w:t xml:space="preserve"> Yes  </w:t>
       </w:r>
     </w:p>
     <w:p>
@@ -3767,6 +3875,12 @@
         </w:rPr>
         <w:t xml:space="preserve"> </w:t>
       </w:r>
+      <w:r>
+        <w:rPr>
+          <w:rFonts w:ascii="Century Schoolbook" w:hAnsi="Century Schoolbook"/>
+        </w:rPr>
+        <w:t>Describe Pearson measure and Spearman rank measure mathematical definition and translate the answer into English.</w:t>
+      </w:r>
     </w:p>
     <w:p>
       <w:pPr>
@@ -3802,8 +3916,8 @@
           <w:rFonts w:ascii="Century Schoolbook" w:hAnsi="Century Schoolbook"/>
           <w:noProof/>
         </w:rPr>
-        <w:pict w14:anchorId="2CBB9ACC">
-          <v:rect id="_x0000_i1029" alt="" style="width:419.8pt;height:.05pt;mso-width-percent:0;mso-height-percent:0;mso-width-percent:0;mso-height-percent:0" o:hrpct="897" o:hralign="center" o:hrstd="t" o:hr="t" fillcolor="#a0a0a0" stroked="f"/>
+        <w:pict w14:anchorId="4A3277E9">
+          <v:rect id="_x0000_i1029" alt="" style="width:404.8pt;height:.05pt;mso-width-percent:0;mso-height-percent:0;mso-width-percent:0;mso-height-percent:0" o:hrpct="865" o:hralign="center" o:hrstd="t" o:hr="t" fillcolor="#a0a0a0" stroked="f"/>
         </w:pict>
       </w:r>
     </w:p>
@@ -4089,6 +4203,8 @@
         <w:jc w:val="both"/>
         <w:rPr>
           <w:rFonts w:ascii="Century Schoolbook" w:hAnsi="Century Schoolbook"/>
+          <w:b/>
+          <w:bCs/>
         </w:rPr>
       </w:pPr>
       <w:r>
@@ -4099,12 +4215,56 @@
         </w:rPr>
         <w:t>Answer (1) — Runtime and pattern count when lowering minSup:</w:t>
       </w:r>
-    </w:p>
-    <w:p>
-      <w:pPr>
-        <w:jc w:val="both"/>
-        <w:rPr>
-          <w:rFonts w:ascii="Century Schoolbook" w:hAnsi="Century Schoolbook"/>
+      <w:r>
+        <w:rPr>
+          <w:rFonts w:ascii="Century Schoolbook" w:hAnsi="Century Schoolbook"/>
+          <w:b/>
+          <w:bCs/>
+        </w:rPr>
+        <w:t xml:space="preserve"> Run time and </w:t>
+      </w:r>
+    </w:p>
+    <w:p>
+      <w:pPr>
+        <w:jc w:val="both"/>
+        <w:rPr>
+          <w:rFonts w:ascii="Century Schoolbook" w:hAnsi="Century Schoolbook"/>
+          <w:b/>
+          <w:bCs/>
+        </w:rPr>
+      </w:pPr>
+      <w:r>
+        <w:rPr>
+          <w:rFonts w:ascii="Century Schoolbook" w:hAnsi="Century Schoolbook"/>
+          <w:b/>
+          <w:bCs/>
+        </w:rPr>
+        <w:t>Pattens are all increase.</w:t>
+      </w:r>
+    </w:p>
+    <w:p>
+      <w:pPr>
+        <w:jc w:val="both"/>
+        <w:rPr>
+          <w:rFonts w:ascii="Century Schoolbook" w:hAnsi="Century Schoolbook"/>
+        </w:rPr>
+      </w:pPr>
+      <w:r>
+        <w:rPr>
+          <w:rFonts w:ascii="Century Schoolbook" w:hAnsi="Century Schoolbook"/>
+          <w:b/>
+          <w:bCs/>
+        </w:rPr>
+        <w:t>(710,9547) (0.045,0.8)</w:t>
+      </w:r>
+    </w:p>
+    <w:p>
+      <w:pPr>
+        <w:jc w:val="both"/>
+        <w:rPr>
+          <w:rFonts w:ascii="Century Schoolbook" w:hAnsi="Century Schoolbook"/>
+          <w:b/>
+          <w:bCs/>
         </w:rPr>
       </w:pPr>
       <w:r>
@@ -4126,6 +4286,34 @@
       <w:r>
         <w:rPr>
           <w:rFonts w:ascii="Century Schoolbook" w:hAnsi="Century Schoolbook"/>
+        </w:rPr>
+        <w:t xml:space="preserve">Top-k is a sorted by rank. MinSup has an absolute </w:t>
+      </w:r>
+      <w:r>
+        <w:rPr>
+          <w:rFonts w:ascii="Century Schoolbook" w:hAnsi="Century Schoolbook"/>
+        </w:rPr>
+        <w:t>range</w:t>
+      </w:r>
+      <w:r>
+        <w:rPr>
+          <w:rFonts w:ascii="Century Schoolbook" w:hAnsi="Century Schoolbook"/>
+        </w:rPr>
+        <w:t xml:space="preserve">. </w:t>
+      </w:r>
+    </w:p>
+    <w:p>
+      <w:pPr>
+        <w:jc w:val="both"/>
+        <w:rPr>
+          <w:rFonts w:ascii="Century Schoolbook" w:hAnsi="Century Schoolbook"/>
+          <w:b/>
+          <w:bCs/>
+        </w:rPr>
+      </w:pPr>
+      <w:r>
+        <w:rPr>
+          <w:rFonts w:ascii="Century Schoolbook" w:hAnsi="Century Schoolbook"/>
           <w:b/>
           <w:bCs/>
         </w:rPr>
@@ -4142,6 +4330,20 @@
       <w:r>
         <w:rPr>
           <w:rFonts w:ascii="Century Schoolbook" w:hAnsi="Century Schoolbook"/>
+        </w:rPr>
+        <w:t>Because the sub-sets of frequent patterns are necessarily also frequent, maximal patterns only retain the outermost boundaries, and completely ignore all redundant sub-sets of exponential quantities, at the cost of losing the exact support of the sub-sets.</w:t>
+      </w:r>
+    </w:p>
+    <w:p>
+      <w:pPr>
+        <w:jc w:val="both"/>
+        <w:rPr>
+          <w:rFonts w:ascii="Century Schoolbook" w:hAnsi="Century Schoolbook"/>
+        </w:rPr>
+      </w:pPr>
+      <w:r>
+        <w:rPr>
+          <w:rFonts w:ascii="Century Schoolbook" w:hAnsi="Century Schoolbook"/>
           <w:b/>
           <w:bCs/>
         </w:rPr>
@@ -4151,22 +4353,23 @@
         <w:rPr>
           <w:rFonts w:ascii="Century Schoolbook" w:hAnsi="Century Schoolbook"/>
         </w:rPr>
-        <w:t xml:space="preserve"> Yes / No </w:t>
-      </w:r>
-    </w:p>
-    <w:p>
-      <w:pPr>
-        <w:jc w:val="both"/>
-        <w:rPr>
-          <w:rFonts w:ascii="Century Schoolbook" w:hAnsi="Century Schoolbook"/>
-        </w:rPr>
-      </w:pPr>
-      <w:r>
-        <w:rPr>
-          <w:rFonts w:ascii="Century Schoolbook" w:hAnsi="Century Schoolbook"/>
-          <w:b/>
-          <w:bCs/>
-        </w:rPr>
+        <w:t xml:space="preserve"> Yes </w:t>
+      </w:r>
+    </w:p>
+    <w:p>
+      <w:pPr>
+        <w:jc w:val="both"/>
+        <w:rPr>
+          <w:rFonts w:ascii="Century Schoolbook" w:hAnsi="Century Schoolbook"/>
+        </w:rPr>
+      </w:pPr>
+      <w:r>
+        <w:rPr>
+          <w:rFonts w:ascii="Century Schoolbook" w:hAnsi="Century Schoolbook"/>
+          <w:b/>
+          <w:bCs/>
+        </w:rPr>
+        <w:lastRenderedPageBreak/>
         <w:t>If yes, how:</w:t>
       </w:r>
       <w:r>
@@ -4175,6 +4378,24 @@
         </w:rPr>
         <w:t xml:space="preserve"> </w:t>
       </w:r>
+      <w:r>
+        <w:rPr>
+          <w:rFonts w:ascii="Century Schoolbook" w:hAnsi="Century Schoolbook"/>
+        </w:rPr>
+        <w:t xml:space="preserve">Describe the structures of </w:t>
+      </w:r>
+      <w:r>
+        <w:rPr>
+          <w:rFonts w:ascii="Century Schoolbook" w:hAnsi="Century Schoolbook"/>
+        </w:rPr>
+        <w:t>Maximal vs standard frequent patterns</w:t>
+      </w:r>
+      <w:r>
+        <w:rPr>
+          <w:rFonts w:ascii="Century Schoolbook" w:hAnsi="Century Schoolbook"/>
+        </w:rPr>
+        <w:t>.</w:t>
+      </w:r>
     </w:p>
     <w:p>
       <w:pPr>
@@ -4210,8 +4431,8 @@
           <w:rFonts w:ascii="Century Schoolbook" w:hAnsi="Century Schoolbook"/>
           <w:noProof/>
         </w:rPr>
-        <w:pict w14:anchorId="699F16B3">
-          <v:rect id="_x0000_i1028" alt="" style="width:419.8pt;height:.05pt;mso-width-percent:0;mso-height-percent:0;mso-width-percent:0;mso-height-percent:0" o:hrpct="897" o:hralign="center" o:hrstd="t" o:hr="t" fillcolor="#a0a0a0" stroked="f"/>
+        <w:pict w14:anchorId="2BB210F8">
+          <v:rect id="_x0000_i1028" alt="" style="width:404.8pt;height:.05pt;mso-width-percent:0;mso-height-percent:0;mso-width-percent:0;mso-height-percent:0" o:hrpct="865" o:hralign="center" o:hrstd="t" o:hr="t" fillcolor="#a0a0a0" stroked="f"/>
         </w:pict>
       </w:r>
     </w:p>
@@ -4358,7 +4579,6 @@
         <w:rPr>
           <w:rFonts w:ascii="Century Schoolbook" w:hAnsi="Century Schoolbook"/>
         </w:rPr>
-        <w:lastRenderedPageBreak/>
         <w:t>What specific category of data mining algorithms (referenced in the helper files) must be applied first?</w:t>
       </w:r>
     </w:p>
@@ -4367,6 +4587,8 @@
         <w:jc w:val="both"/>
         <w:rPr>
           <w:rFonts w:ascii="Century Schoolbook" w:hAnsi="Century Schoolbook"/>
+          <w:b/>
+          <w:bCs/>
         </w:rPr>
       </w:pPr>
       <w:r>
@@ -4377,6 +4599,46 @@
         </w:rPr>
         <w:t>Answer:</w:t>
       </w:r>
+      <w:r>
+        <w:rPr>
+          <w:rFonts w:ascii="Century Schoolbook" w:hAnsi="Century Schoolbook"/>
+          <w:b/>
+          <w:bCs/>
+        </w:rPr>
+        <w:t xml:space="preserve">(1). </w:t>
+      </w:r>
+      <w:r>
+        <w:rPr>
+          <w:rFonts w:ascii="Century Schoolbook" w:hAnsi="Century Schoolbook"/>
+          <w:b/>
+          <w:bCs/>
+        </w:rPr>
+        <w:t>X_counts are high dimension context, XY-surface can not be the basis of  X_counts.</w:t>
+      </w:r>
+    </w:p>
+    <w:p>
+      <w:pPr>
+        <w:jc w:val="both"/>
+        <w:rPr>
+          <w:rFonts w:ascii="Century Schoolbook" w:hAnsi="Century Schoolbook"/>
+        </w:rPr>
+      </w:pPr>
+      <w:r>
+        <w:rPr>
+          <w:rFonts w:ascii="Century Schoolbook" w:hAnsi="Century Schoolbook"/>
+          <w:b/>
+          <w:bCs/>
+        </w:rPr>
+        <w:t xml:space="preserve">(2). PCA, </w:t>
+      </w:r>
+      <w:r>
+        <w:rPr>
+          <w:rFonts w:ascii="Century Schoolbook" w:hAnsi="Century Schoolbook"/>
+          <w:b/>
+          <w:bCs/>
+        </w:rPr>
+        <w:t>t-SNE</w:t>
+      </w:r>
     </w:p>
     <w:p>
       <w:pPr>
@@ -4397,7 +4659,7 @@
         <w:rPr>
           <w:rFonts w:ascii="Century Schoolbook" w:hAnsi="Century Schoolbook"/>
         </w:rPr>
-        <w:t xml:space="preserve"> Yes / No </w:t>
+        <w:t xml:space="preserve">  No </w:t>
       </w:r>
     </w:p>
     <w:p>
@@ -4456,8 +4718,8 @@
           <w:rFonts w:ascii="Century Schoolbook" w:hAnsi="Century Schoolbook"/>
           <w:noProof/>
         </w:rPr>
-        <w:pict w14:anchorId="53B61053">
-          <v:rect id="_x0000_i1027" alt="" style="width:419.8pt;height:.05pt;mso-width-percent:0;mso-height-percent:0;mso-width-percent:0;mso-height-percent:0" o:hrpct="897" o:hralign="center" o:hrstd="t" o:hr="t" fillcolor="#a0a0a0" stroked="f"/>
+        <w:pict w14:anchorId="6EF3492E">
+          <v:rect id="_x0000_i1027" alt="" style="width:404.8pt;height:.05pt;mso-width-percent:0;mso-height-percent:0;mso-width-percent:0;mso-height-percent:0" o:hrpct="865" o:hralign="center" o:hrstd="t" o:hr="t" fillcolor="#a0a0a0" stroked="f"/>
         </w:pict>
       </w:r>
     </w:p>
@@ -4723,6 +4985,8 @@
         <w:jc w:val="both"/>
         <w:rPr>
           <w:rFonts w:ascii="Century Schoolbook" w:hAnsi="Century Schoolbook"/>
+          <w:b/>
+          <w:bCs/>
         </w:rPr>
       </w:pPr>
       <w:r>
@@ -4733,27 +4997,110 @@
         </w:rPr>
         <w:t>Answer:</w:t>
       </w:r>
-    </w:p>
-    <w:p>
-      <w:pPr>
-        <w:jc w:val="both"/>
-        <w:rPr>
-          <w:rFonts w:ascii="Century Schoolbook" w:hAnsi="Century Schoolbook"/>
-        </w:rPr>
-      </w:pPr>
-      <w:r>
-        <w:rPr>
-          <w:rFonts w:ascii="Century Schoolbook" w:hAnsi="Century Schoolbook"/>
-          <w:b/>
-          <w:bCs/>
-        </w:rPr>
+      <w:r>
+        <w:rPr>
+          <w:rFonts w:ascii="Century Schoolbook" w:hAnsi="Century Schoolbook"/>
+          <w:b/>
+          <w:bCs/>
+        </w:rPr>
+        <w:t xml:space="preserve"> (1). PCA shows in the center, and t-SNE shows </w:t>
+      </w:r>
+      <w:r>
+        <w:rPr>
+          <w:rFonts w:ascii="Century Schoolbook" w:hAnsi="Century Schoolbook"/>
+          <w:b/>
+          <w:bCs/>
+        </w:rPr>
+        <w:t>separated cluster islands</w:t>
+      </w:r>
+      <w:r>
+        <w:rPr>
+          <w:rFonts w:ascii="Century Schoolbook" w:hAnsi="Century Schoolbook"/>
+          <w:b/>
+          <w:bCs/>
+        </w:rPr>
+        <w:t>.</w:t>
+      </w:r>
+    </w:p>
+    <w:p>
+      <w:pPr>
+        <w:jc w:val="both"/>
+        <w:rPr>
+          <w:rFonts w:ascii="Century Schoolbook" w:hAnsi="Century Schoolbook"/>
+          <w:b/>
+          <w:bCs/>
+        </w:rPr>
+      </w:pPr>
+      <w:r>
+        <w:rPr>
+          <w:rFonts w:ascii="Century Schoolbook" w:hAnsi="Century Schoolbook"/>
+          <w:b/>
+          <w:bCs/>
+        </w:rPr>
+        <w:t>(2). Most of categories are cluster in a small neighborhood.</w:t>
+      </w:r>
+    </w:p>
+    <w:p>
+      <w:pPr>
+        <w:jc w:val="both"/>
+        <w:rPr>
+          <w:rFonts w:ascii="Century Schoolbook" w:hAnsi="Century Schoolbook"/>
+        </w:rPr>
+      </w:pPr>
+      <w:r>
+        <w:rPr>
+          <w:rFonts w:ascii="Century Schoolbook" w:hAnsi="Century Schoolbook"/>
+          <w:b/>
+          <w:bCs/>
+        </w:rPr>
+        <w:t xml:space="preserve">(3). t-SNE is not </w:t>
+      </w:r>
+      <w:r>
+        <w:rPr>
+          <w:rFonts w:ascii="Century Schoolbook" w:hAnsi="Century Schoolbook"/>
+          <w:b/>
+          <w:bCs/>
+        </w:rPr>
+        <w:t xml:space="preserve">a </w:t>
+      </w:r>
+      <w:r>
+        <w:rPr>
+          <w:rFonts w:ascii="Century Schoolbook" w:hAnsi="Century Schoolbook"/>
+          <w:b/>
+          <w:bCs/>
+        </w:rPr>
+        <w:t xml:space="preserve">linear </w:t>
+      </w:r>
+      <w:r>
+        <w:rPr>
+          <w:rFonts w:ascii="Century Schoolbook" w:hAnsi="Century Schoolbook"/>
+          <w:b/>
+          <w:bCs/>
+        </w:rPr>
+        <w:t>method, when use t-SNE distance of any two points may not exactly same to original data.</w:t>
+      </w:r>
+    </w:p>
+    <w:p>
+      <w:pPr>
+        <w:jc w:val="both"/>
+        <w:rPr>
+          <w:rFonts w:ascii="Century Schoolbook" w:hAnsi="Century Schoolbook"/>
+        </w:rPr>
+      </w:pPr>
+      <w:r>
+        <w:rPr>
+          <w:rFonts w:ascii="Century Schoolbook" w:hAnsi="Century Schoolbook"/>
+          <w:b/>
+          <w:bCs/>
+        </w:rPr>
+        <w:lastRenderedPageBreak/>
         <w:t>AI used for this answer:</w:t>
       </w:r>
       <w:r>
         <w:rPr>
           <w:rFonts w:ascii="Century Schoolbook" w:hAnsi="Century Schoolbook"/>
         </w:rPr>
-        <w:t xml:space="preserve"> Yes / No </w:t>
+        <w:t xml:space="preserve"> No </w:t>
       </w:r>
     </w:p>
     <w:p>
@@ -4852,8 +5199,8 @@
           <w:rFonts w:ascii="Century Schoolbook" w:hAnsi="Century Schoolbook"/>
           <w:noProof/>
         </w:rPr>
-        <w:pict w14:anchorId="1AC24F8E">
-          <v:rect id="_x0000_i1026" alt="" style="width:419.8pt;height:.05pt;mso-width-percent:0;mso-height-percent:0;mso-width-percent:0;mso-height-percent:0" o:hrpct="897" o:hralign="center" o:hrstd="t" o:hr="t" fillcolor="#a0a0a0" stroked="f"/>
+        <w:pict w14:anchorId="45E954FA">
+          <v:rect id="_x0000_i1026" alt="" style="width:404.8pt;height:.05pt;mso-width-percent:0;mso-height-percent:0;mso-width-percent:0;mso-height-percent:0" o:hrpct="865" o:hralign="center" o:hrstd="t" o:hr="t" fillcolor="#a0a0a0" stroked="f"/>
         </w:pict>
       </w:r>
     </w:p>
@@ -4981,7 +5328,6 @@
         <w:rPr>
           <w:rFonts w:ascii="Century Schoolbook" w:hAnsi="Century Schoolbook"/>
         </w:rPr>
-        <w:lastRenderedPageBreak/>
         <w:t>How many binary columns are created to represent the 4 categories?</w:t>
       </w:r>
     </w:p>
@@ -5051,6 +5397,8 @@
         <w:jc w:val="both"/>
         <w:rPr>
           <w:rFonts w:ascii="Century Schoolbook" w:hAnsi="Century Schoolbook"/>
+          <w:b/>
+          <w:bCs/>
         </w:rPr>
       </w:pPr>
       <w:r>
@@ -5061,6 +5409,41 @@
         </w:rPr>
         <w:t>Answer:</w:t>
       </w:r>
+      <w:r>
+        <w:rPr>
+          <w:rFonts w:ascii="Century Schoolbook" w:hAnsi="Century Schoolbook"/>
+          <w:b/>
+          <w:bCs/>
+        </w:rPr>
+        <w:t xml:space="preserve"> (1). 4 col (2). Numbers are not ratio attribute and cannot be ordering, arithmetic compute…</w:t>
+      </w:r>
+    </w:p>
+    <w:p>
+      <w:pPr>
+        <w:jc w:val="both"/>
+        <w:rPr>
+          <w:rFonts w:ascii="Century Schoolbook" w:hAnsi="Century Schoolbook"/>
+        </w:rPr>
+      </w:pPr>
+      <w:r>
+        <w:rPr>
+          <w:rFonts w:ascii="Century Schoolbook" w:hAnsi="Century Schoolbook"/>
+          <w:b/>
+          <w:bCs/>
+        </w:rPr>
+        <w:t>(3)</w:t>
+      </w:r>
+      <w:r>
+        <w:t xml:space="preserve"> </w:t>
+      </w:r>
+      <w:r>
+        <w:rPr>
+          <w:rFonts w:ascii="Century Schoolbook" w:hAnsi="Century Schoolbook"/>
+          <w:b/>
+          <w:bCs/>
+        </w:rPr>
+        <w:t>There is no relationship of size or order between each other.</w:t>
+      </w:r>
     </w:p>
     <w:p>
       <w:pPr>
@@ -5081,7 +5464,7 @@
         <w:rPr>
           <w:rFonts w:ascii="Century Schoolbook" w:hAnsi="Century Schoolbook"/>
         </w:rPr>
-        <w:t xml:space="preserve"> Yes / No </w:t>
+        <w:t xml:space="preserve"> No </w:t>
       </w:r>
     </w:p>
     <w:p>
@@ -5140,8 +5523,8 @@
           <w:rFonts w:ascii="Century Schoolbook" w:hAnsi="Century Schoolbook"/>
           <w:noProof/>
         </w:rPr>
-        <w:pict w14:anchorId="6AC23CCD">
-          <v:rect id="_x0000_i1025" alt="" style="width:419.8pt;height:.05pt;mso-width-percent:0;mso-height-percent:0;mso-width-percent:0;mso-height-percent:0" o:hrpct="897" o:hralign="center" o:hrstd="t" o:hr="t" fillcolor="#a0a0a0" stroked="f"/>
+        <w:pict w14:anchorId="55875AD1">
+          <v:rect id="_x0000_i1025" alt="" style="width:404.8pt;height:.05pt;mso-width-percent:0;mso-height-percent:0;mso-width-percent:0;mso-height-percent:0" o:hrpct="865" o:hralign="center" o:hrstd="t" o:hr="t" fillcolor="#a0a0a0" stroked="f"/>
         </w:pict>
       </w:r>
     </w:p>
